--- a/LAB_K/PTW-LK-250A-kucharczyk-wojciech.docx
+++ b/LAB_K/PTW-LK-250A-kucharczyk-wojciech.docx
@@ -1,10 +1,10 @@
 
 <file path=word/document.xml><?xml version="1.0" encoding="utf-8"?>
-<w:document xmlns:wpc="http://schemas.microsoft.com/office/word/2010/wordprocessingCanvas" xmlns:cx="http://schemas.microsoft.com/office/drawing/2014/chartex" xmlns:cx1="http://schemas.microsoft.com/office/drawing/2015/9/8/chartex" xmlns:cx2="http://schemas.microsoft.com/office/drawing/2015/10/21/chartex" xmlns:cx3="http://schemas.microsoft.com/office/drawing/2016/5/9/chartex" xmlns:cx4="http://schemas.microsoft.com/office/drawing/2016/5/10/chartex" xmlns:cx5="http://schemas.microsoft.com/office/drawing/2016/5/11/chartex" xmlns:cx6="http://schemas.microsoft.com/office/drawing/2016/5/12/chartex" xmlns:cx7="http://schemas.microsoft.com/office/drawing/2016/5/13/chartex" xmlns:cx8="http://schemas.microsoft.com/office/drawing/2016/5/14/chartex" xmlns:mc="http://schemas.openxmlformats.org/markup-compatibility/2006" xmlns:aink="http://schemas.microsoft.com/office/drawing/2016/ink" xmlns:am3d="http://schemas.microsoft.com/office/drawing/2017/model3d" xmlns:o="urn:schemas-microsoft-com:office:office" xmlns:oel="http://schemas.microsoft.com/office/2019/extlst" xmlns:r="http://schemas.openxmlformats.org/officeDocument/2006/relationships" xmlns:m="http://schemas.openxmlformats.org/officeDocument/2006/math" xmlns:v="urn:schemas-microsoft-com:vml" xmlns:wp14="http://schemas.microsoft.com/office/word/2010/wordprocessingDrawing" xmlns:wp="http://schemas.openxmlformats.org/drawingml/2006/wordprocessingDrawing" xmlns:w10="urn:schemas-microsoft-com:office:word" xmlns:w="http://schemas.openxmlformats.org/wordprocessingml/2006/main" xmlns:w14="http://schemas.microsoft.com/office/word/2010/wordml" xmlns:w15="http://schemas.microsoft.com/office/word/2012/wordml" xmlns:w16cex="http://schemas.microsoft.com/office/word/2018/wordml/cex" xmlns:w16cid="http://schemas.microsoft.com/office/word/2016/wordml/cid" xmlns:w16="http://schemas.microsoft.com/office/word/2018/wordml" xmlns:w16du="http://schemas.microsoft.com/office/word/2023/wordml/word16du" xmlns:w16sdtdh="http://schemas.microsoft.com/office/word/2020/wordml/sdtdatahash" xmlns:w16sdtfl="http://schemas.microsoft.com/office/word/2024/wordml/sdtformatlock" xmlns:w16se="http://schemas.microsoft.com/office/word/2015/wordml/symex" xmlns:wpg="http://schemas.microsoft.com/office/word/2010/wordprocessingGroup" xmlns:wpi="http://schemas.microsoft.com/office/word/2010/wordprocessingInk" xmlns:wne="http://schemas.microsoft.com/office/word/2006/wordml" xmlns:wps="http://schemas.microsoft.com/office/word/2010/wordprocessingShape" mc:Ignorable="w14 w15 w16se w16cid w16 w16cex w16sdtdh w16sdtfl w16du wp14">
+<w:document xmlns:wpc="http://schemas.microsoft.com/office/word/2010/wordprocessingCanvas" xmlns:cx="http://schemas.microsoft.com/office/drawing/2014/chartex" xmlns:cx1="http://schemas.microsoft.com/office/drawing/2015/9/8/chartex" xmlns:cx2="http://schemas.microsoft.com/office/drawing/2015/10/21/chartex" xmlns:cx3="http://schemas.microsoft.com/office/drawing/2016/5/9/chartex" xmlns:cx4="http://schemas.microsoft.com/office/drawing/2016/5/10/chartex" xmlns:cx5="http://schemas.microsoft.com/office/drawing/2016/5/11/chartex" xmlns:cx6="http://schemas.microsoft.com/office/drawing/2016/5/12/chartex" xmlns:cx7="http://schemas.microsoft.com/office/drawing/2016/5/13/chartex" xmlns:cx8="http://schemas.microsoft.com/office/drawing/2016/5/14/chartex" xmlns:mc="http://schemas.openxmlformats.org/markup-compatibility/2006" xmlns:m="http://schemas.openxmlformats.org/officeDocument/2006/math" xmlns:aink="http://schemas.microsoft.com/office/drawing/2016/ink" xmlns:am3d="http://schemas.microsoft.com/office/drawing/2017/model3d" xmlns:oel="http://schemas.microsoft.com/office/2019/extlst" xmlns:r="http://schemas.openxmlformats.org/officeDocument/2006/relationships" xmlns:wp14="http://schemas.microsoft.com/office/word/2010/wordprocessingDrawing" xmlns:wp="http://schemas.openxmlformats.org/drawingml/2006/wordprocessingDrawing" xmlns:wpg="http://schemas.microsoft.com/office/word/2010/wordprocessingGroup" xmlns:wpi="http://schemas.microsoft.com/office/word/2010/wordprocessingInk" xmlns:wps="http://schemas.microsoft.com/office/word/2010/wordprocessingShape" xmlns:o="urn:schemas-microsoft-com:office:office" xmlns:v="urn:schemas-microsoft-com:vml" xmlns:w10="urn:schemas-microsoft-com:office:word" xmlns:w="http://schemas.openxmlformats.org/wordprocessingml/2006/main" xmlns:w14="http://schemas.microsoft.com/office/word/2010/wordml" xmlns:w15="http://schemas.microsoft.com/office/word/2012/wordml" xmlns:w16cex="http://schemas.microsoft.com/office/word/2018/wordml/cex" xmlns:w16cid="http://schemas.microsoft.com/office/word/2016/wordml/cid" xmlns:w16="http://schemas.microsoft.com/office/word/2018/wordml" xmlns:w16sdtdh="http://schemas.microsoft.com/office/word/2020/wordml/sdtdatahash" xmlns:w16sdtfl="http://schemas.microsoft.com/office/word/2024/wordml/sdtformatlock" xmlns:w16se="http://schemas.microsoft.com/office/word/2015/wordml/symex" xmlns:w16du="http://schemas.microsoft.com/office/word/2023/wordml/word16du" xmlns:wne="http://schemas.microsoft.com/office/word/2006/wordml" mc:Ignorable="w14 w15 w16se w16cid w16 w16cex w16sdtdh w16sdtfl w16du wp14">
   <w:body>
     <w:tbl>
       <w:tblPr>
-        <w:tblStyle w:val="Tabela-Siatka"/>
+        <w:tblStyle w:val="TableGrid"/>
         <w:tblW w:w="0" w:type="auto"/>
         <w:tblBorders>
           <w:top w:val="single" w:sz="4" w:space="0" w:color="D9D9D9" w:themeColor="background1" w:themeShade="D9"/>
@@ -138,7 +138,7 @@
                 <w:szCs w:val="28"/>
                 <w:lang w:val="pl-PL"/>
               </w:rPr>
-              <w:t>Nazwisko</w:t>
+              <w:t>Kucharczyk</w:t>
             </w:r>
             <w:r>
               <w:rPr>
@@ -186,7 +186,7 @@
                 <w:szCs w:val="28"/>
                 <w:lang w:val="pl-PL"/>
               </w:rPr>
-              <w:t>Imię</w:t>
+              <w:t>Wojciech</w:t>
             </w:r>
             <w:r>
               <w:rPr>
@@ -232,7 +232,7 @@
               <w:rPr>
                 <w:lang w:val="pl-PL"/>
               </w:rPr>
-              <w:t>00000</w:t>
+              <w:t>57780</w:t>
             </w:r>
             <w:r>
               <w:rPr>
@@ -276,7 +276,7 @@
               <w:rPr>
                 <w:lang w:val="pl-PL"/>
               </w:rPr>
-              <w:t>N</w:t>
+              <w:t>250A</w:t>
             </w:r>
             <w:r>
               <w:rPr>
@@ -338,39 +338,7 @@
                 <w:bCs/>
                 <w:lang w:val="pl-PL"/>
               </w:rPr>
-              <w:t>2026-0</w:t>
-            </w:r>
-            <w:r>
-              <w:rPr>
-                <w:b/>
-                <w:bCs/>
-                <w:lang w:val="pl-PL"/>
-              </w:rPr>
-              <w:t>6</w:t>
-            </w:r>
-            <w:r>
-              <w:rPr>
-                <w:b/>
-                <w:bCs/>
-                <w:lang w:val="pl-PL"/>
-              </w:rPr>
-              <w:t>-</w:t>
-            </w:r>
-            <w:r>
-              <w:rPr>
-                <w:b/>
-                <w:bCs/>
-                <w:lang w:val="pl-PL"/>
-              </w:rPr>
-              <w:t>0</w:t>
-            </w:r>
-            <w:r>
-              <w:rPr>
-                <w:b/>
-                <w:bCs/>
-                <w:lang w:val="pl-PL"/>
-              </w:rPr>
-              <w:t>3</w:t>
+              <w:t>2026-05-13</w:t>
             </w:r>
             <w:r>
               <w:rPr>
@@ -538,21 +506,23 @@
     </w:tbl>
     <w:p>
       <w:pPr>
-        <w:pStyle w:val="Tytu"/>
-        <w:rPr>
-          <w:lang w:val="pl-PL"/>
-        </w:rPr>
-      </w:pPr>
+        <w:pStyle w:val="Title"/>
+        <w:rPr>
+          <w:lang w:val="pl-PL"/>
+        </w:rPr>
+      </w:pPr>
+      <w:proofErr w:type="spellStart"/>
       <w:r>
         <w:rPr>
           <w:lang w:val="pl-PL"/>
         </w:rPr>
         <w:t>Cordova</w:t>
       </w:r>
-    </w:p>
-    <w:p>
-      <w:pPr>
-        <w:pStyle w:val="Nagwek1"/>
+      <w:proofErr w:type="spellEnd"/>
+    </w:p>
+    <w:p>
+      <w:pPr>
+        <w:pStyle w:val="Heading1"/>
         <w:rPr>
           <w:lang w:val="pl-PL"/>
         </w:rPr>
@@ -568,7 +538,7 @@
     </w:p>
     <w:p>
       <w:pPr>
-        <w:pStyle w:val="Spistreci1"/>
+        <w:pStyle w:val="TOC1"/>
         <w:tabs>
           <w:tab w:val="right" w:leader="dot" w:pos="10456"/>
         </w:tabs>
@@ -601,7 +571,7 @@
       <w:hyperlink w:anchor="_Toc229606572" w:history="1">
         <w:r>
           <w:rPr>
-            <w:rStyle w:val="Hipercze"/>
+            <w:rStyle w:val="Hyperlink"/>
             <w:noProof/>
             <w:lang w:val="pl-PL"/>
           </w:rPr>
@@ -659,7 +629,7 @@
     </w:p>
     <w:p>
       <w:pPr>
-        <w:pStyle w:val="Spistreci1"/>
+        <w:pStyle w:val="TOC1"/>
         <w:tabs>
           <w:tab w:val="right" w:leader="dot" w:pos="10456"/>
         </w:tabs>
@@ -674,7 +644,7 @@
       <w:hyperlink w:anchor="_Toc229606573" w:history="1">
         <w:r>
           <w:rPr>
-            <w:rStyle w:val="Hipercze"/>
+            <w:rStyle w:val="Hyperlink"/>
             <w:noProof/>
             <w:lang w:val="pl-PL"/>
           </w:rPr>
@@ -732,7 +702,7 @@
     </w:p>
     <w:p>
       <w:pPr>
-        <w:pStyle w:val="Spistreci1"/>
+        <w:pStyle w:val="TOC1"/>
         <w:tabs>
           <w:tab w:val="right" w:leader="dot" w:pos="10456"/>
         </w:tabs>
@@ -747,7 +717,7 @@
       <w:hyperlink w:anchor="_Toc229606574" w:history="1">
         <w:r>
           <w:rPr>
-            <w:rStyle w:val="Hipercze"/>
+            <w:rStyle w:val="Hyperlink"/>
             <w:noProof/>
             <w:lang w:val="pl-PL"/>
           </w:rPr>
@@ -805,7 +775,7 @@
     </w:p>
     <w:p>
       <w:pPr>
-        <w:pStyle w:val="Spistreci1"/>
+        <w:pStyle w:val="TOC1"/>
         <w:tabs>
           <w:tab w:val="right" w:leader="dot" w:pos="10456"/>
         </w:tabs>
@@ -820,7 +790,7 @@
       <w:hyperlink w:anchor="_Toc229606575" w:history="1">
         <w:r>
           <w:rPr>
-            <w:rStyle w:val="Hipercze"/>
+            <w:rStyle w:val="Hyperlink"/>
             <w:noProof/>
             <w:lang w:val="pl-PL"/>
           </w:rPr>
@@ -878,7 +848,7 @@
     </w:p>
     <w:p>
       <w:pPr>
-        <w:pStyle w:val="Spistreci1"/>
+        <w:pStyle w:val="TOC1"/>
         <w:tabs>
           <w:tab w:val="right" w:leader="dot" w:pos="10456"/>
         </w:tabs>
@@ -893,7 +863,7 @@
       <w:hyperlink w:anchor="_Toc229606576" w:history="1">
         <w:r>
           <w:rPr>
-            <w:rStyle w:val="Hipercze"/>
+            <w:rStyle w:val="Hyperlink"/>
             <w:noProof/>
             <w:lang w:val="pl-PL"/>
           </w:rPr>
@@ -951,7 +921,7 @@
     </w:p>
     <w:p>
       <w:pPr>
-        <w:pStyle w:val="Spistreci1"/>
+        <w:pStyle w:val="TOC1"/>
         <w:tabs>
           <w:tab w:val="right" w:leader="dot" w:pos="10456"/>
         </w:tabs>
@@ -966,7 +936,7 @@
       <w:hyperlink w:anchor="_Toc229606577" w:history="1">
         <w:r>
           <w:rPr>
-            <w:rStyle w:val="Hipercze"/>
+            <w:rStyle w:val="Hyperlink"/>
             <w:noProof/>
             <w:lang w:val="pl-PL"/>
           </w:rPr>
@@ -1024,7 +994,7 @@
     </w:p>
     <w:p>
       <w:pPr>
-        <w:pStyle w:val="Spistreci1"/>
+        <w:pStyle w:val="TOC1"/>
         <w:tabs>
           <w:tab w:val="right" w:leader="dot" w:pos="10456"/>
         </w:tabs>
@@ -1039,7 +1009,7 @@
       <w:hyperlink w:anchor="_Toc229606578" w:history="1">
         <w:r>
           <w:rPr>
-            <w:rStyle w:val="Hipercze"/>
+            <w:rStyle w:val="Hyperlink"/>
             <w:noProof/>
             <w:lang w:val="pl-PL"/>
           </w:rPr>
@@ -1097,7 +1067,7 @@
     </w:p>
     <w:p>
       <w:pPr>
-        <w:pStyle w:val="Spistreci1"/>
+        <w:pStyle w:val="TOC1"/>
         <w:tabs>
           <w:tab w:val="right" w:leader="dot" w:pos="10456"/>
         </w:tabs>
@@ -1112,7 +1082,7 @@
       <w:hyperlink w:anchor="_Toc229606579" w:history="1">
         <w:r>
           <w:rPr>
-            <w:rStyle w:val="Hipercze"/>
+            <w:rStyle w:val="Hyperlink"/>
             <w:noProof/>
             <w:lang w:val="pl-PL"/>
           </w:rPr>
@@ -1170,7 +1140,7 @@
     </w:p>
     <w:p>
       <w:pPr>
-        <w:pStyle w:val="Spistreci1"/>
+        <w:pStyle w:val="TOC1"/>
         <w:tabs>
           <w:tab w:val="right" w:leader="dot" w:pos="10456"/>
         </w:tabs>
@@ -1185,7 +1155,7 @@
       <w:hyperlink w:anchor="_Toc229606580" w:history="1">
         <w:r>
           <w:rPr>
-            <w:rStyle w:val="Hipercze"/>
+            <w:rStyle w:val="Hyperlink"/>
             <w:noProof/>
             <w:lang w:val="pl-PL"/>
           </w:rPr>
@@ -1230,7 +1200,7 @@
             <w:noProof/>
             <w:webHidden/>
           </w:rPr>
-          <w:t>10</w:t>
+          <w:t>9</w:t>
         </w:r>
         <w:r>
           <w:rPr>
@@ -1243,7 +1213,7 @@
     </w:p>
     <w:p>
       <w:pPr>
-        <w:pStyle w:val="Spistreci1"/>
+        <w:pStyle w:val="TOC1"/>
         <w:tabs>
           <w:tab w:val="right" w:leader="dot" w:pos="10456"/>
         </w:tabs>
@@ -1258,7 +1228,7 @@
       <w:hyperlink w:anchor="_Toc229606581" w:history="1">
         <w:r>
           <w:rPr>
-            <w:rStyle w:val="Hipercze"/>
+            <w:rStyle w:val="Hyperlink"/>
             <w:noProof/>
             <w:lang w:val="pl-PL"/>
           </w:rPr>
@@ -1316,7 +1286,7 @@
     </w:p>
     <w:p>
       <w:pPr>
-        <w:pStyle w:val="Spistreci1"/>
+        <w:pStyle w:val="TOC1"/>
         <w:tabs>
           <w:tab w:val="right" w:leader="dot" w:pos="10456"/>
         </w:tabs>
@@ -1331,7 +1301,7 @@
       <w:hyperlink w:anchor="_Toc229606582" w:history="1">
         <w:r>
           <w:rPr>
-            <w:rStyle w:val="Hipercze"/>
+            <w:rStyle w:val="Hyperlink"/>
             <w:noProof/>
             <w:lang w:val="pl-PL"/>
           </w:rPr>
@@ -1389,7 +1359,7 @@
     </w:p>
     <w:p>
       <w:pPr>
-        <w:pStyle w:val="Spistreci1"/>
+        <w:pStyle w:val="TOC1"/>
         <w:tabs>
           <w:tab w:val="right" w:leader="dot" w:pos="10456"/>
         </w:tabs>
@@ -1404,7 +1374,7 @@
       <w:hyperlink w:anchor="_Toc229606583" w:history="1">
         <w:r>
           <w:rPr>
-            <w:rStyle w:val="Hipercze"/>
+            <w:rStyle w:val="Hyperlink"/>
             <w:noProof/>
             <w:lang w:val="pl-PL"/>
           </w:rPr>
@@ -1462,7 +1432,7 @@
     </w:p>
     <w:p>
       <w:pPr>
-        <w:pStyle w:val="Spistreci1"/>
+        <w:pStyle w:val="TOC1"/>
         <w:tabs>
           <w:tab w:val="right" w:leader="dot" w:pos="10456"/>
         </w:tabs>
@@ -1477,7 +1447,7 @@
       <w:hyperlink w:anchor="_Toc229606584" w:history="1">
         <w:r>
           <w:rPr>
-            <w:rStyle w:val="Hipercze"/>
+            <w:rStyle w:val="Hyperlink"/>
             <w:noProof/>
             <w:lang w:val="pl-PL"/>
           </w:rPr>
@@ -1535,7 +1505,7 @@
     </w:p>
     <w:p>
       <w:pPr>
-        <w:pStyle w:val="Nagwek1"/>
+        <w:pStyle w:val="Heading1"/>
         <w:rPr>
           <w:lang w:val="pl-PL"/>
         </w:rPr>
@@ -1571,7 +1541,7 @@
     </w:p>
     <w:p>
       <w:pPr>
-        <w:pStyle w:val="Akapitzlist"/>
+        <w:pStyle w:val="ListParagraph"/>
         <w:numPr>
           <w:ilvl w:val="0"/>
           <w:numId w:val="17"/>
@@ -1596,8 +1566,16 @@
         <w:rPr>
           <w:lang w:val="pl-PL"/>
         </w:rPr>
-        <w:t xml:space="preserve"> Cordova</w:t>
-      </w:r>
+        <w:t xml:space="preserve"> </w:t>
+      </w:r>
+      <w:proofErr w:type="spellStart"/>
+      <w:r>
+        <w:rPr>
+          <w:lang w:val="pl-PL"/>
+        </w:rPr>
+        <w:t>Cordova</w:t>
+      </w:r>
+      <w:proofErr w:type="spellEnd"/>
       <w:r>
         <w:rPr>
           <w:lang w:val="pl-PL"/>
@@ -1607,7 +1585,7 @@
     </w:p>
     <w:p>
       <w:pPr>
-        <w:pStyle w:val="Akapitzlist"/>
+        <w:pStyle w:val="ListParagraph"/>
         <w:numPr>
           <w:ilvl w:val="0"/>
           <w:numId w:val="17"/>
@@ -1616,11 +1594,19 @@
           <w:lang w:val="pl-PL"/>
         </w:rPr>
       </w:pPr>
-      <w:r>
-        <w:rPr>
-          <w:lang w:val="pl-PL"/>
-        </w:rPr>
-        <w:t>reużywanie istniejącego kodu HTML do tworzenia aplikacji mobilnych</w:t>
+      <w:proofErr w:type="spellStart"/>
+      <w:r>
+        <w:rPr>
+          <w:lang w:val="pl-PL"/>
+        </w:rPr>
+        <w:t>reużywanie</w:t>
+      </w:r>
+      <w:proofErr w:type="spellEnd"/>
+      <w:r>
+        <w:rPr>
+          <w:lang w:val="pl-PL"/>
+        </w:rPr>
+        <w:t xml:space="preserve"> istniejącego kodu HTML do tworzenia aplikacji mobilnych</w:t>
       </w:r>
       <w:r>
         <w:rPr>
@@ -1656,7 +1642,7 @@
     </w:p>
     <w:p>
       <w:pPr>
-        <w:pStyle w:val="Nagwek1"/>
+        <w:pStyle w:val="Heading1"/>
         <w:tabs>
           <w:tab w:val="left" w:pos="2724"/>
         </w:tabs>
@@ -1752,12 +1738,14 @@
         </w:rPr>
         <w:t xml:space="preserve"> i zaktualizuj pola. Następnie uruchom ten dokument ponownie lub </w:t>
       </w:r>
+      <w:proofErr w:type="spellStart"/>
       <w:r>
         <w:rPr>
           <w:rStyle w:val="inline-code"/>
         </w:rPr>
         <w:t>Ctrl+A</w:t>
       </w:r>
+      <w:proofErr w:type="spellEnd"/>
       <w:r>
         <w:rPr>
           <w:lang w:val="pl-PL"/>
@@ -1779,7 +1767,7 @@
     </w:p>
     <w:p>
       <w:pPr>
-        <w:pStyle w:val="Nagwek1"/>
+        <w:pStyle w:val="Heading1"/>
         <w:tabs>
           <w:tab w:val="left" w:pos="3012"/>
         </w:tabs>
@@ -1800,9 +1788,17 @@
         <w:rPr>
           <w:lang w:val="pl-PL"/>
         </w:rPr>
-        <w:t>stalacja Cordova</w:t>
+        <w:t xml:space="preserve">stalacja </w:t>
+      </w:r>
+      <w:proofErr w:type="spellStart"/>
+      <w:r>
+        <w:rPr>
+          <w:lang w:val="pl-PL"/>
+        </w:rPr>
+        <w:t>Cordova</w:t>
       </w:r>
       <w:bookmarkEnd w:id="4"/>
+      <w:proofErr w:type="spellEnd"/>
       <w:r>
         <w:rPr>
           <w:lang w:val="pl-PL"/>
@@ -1845,7 +1841,21 @@
         <w:rPr>
           <w:lang w:val="pl-PL"/>
         </w:rPr>
-        <w:t>Otwórz ulubiony terminal i zainstaluj oprogramowanie Apache Cordova globalnie dla Twojej instancji NPM, poprzez wykonanie polecenia:</w:t>
+        <w:t xml:space="preserve">Otwórz ulubiony terminal i zainstaluj oprogramowanie Apache </w:t>
+      </w:r>
+      <w:proofErr w:type="spellStart"/>
+      <w:r>
+        <w:rPr>
+          <w:lang w:val="pl-PL"/>
+        </w:rPr>
+        <w:t>Cordova</w:t>
+      </w:r>
+      <w:proofErr w:type="spellEnd"/>
+      <w:r>
+        <w:rPr>
+          <w:lang w:val="pl-PL"/>
+        </w:rPr>
+        <w:t xml:space="preserve"> globalnie dla Twojej instancji NPM, poprzez wykonanie polecenia:</w:t>
       </w:r>
     </w:p>
     <w:p>
@@ -1859,8 +1869,30 @@
         <w:rPr>
           <w:lang w:val="en-US"/>
         </w:rPr>
-        <w:t>&gt; npm install -g cordova</w:t>
-      </w:r>
+        <w:t xml:space="preserve">&gt; </w:t>
+      </w:r>
+      <w:proofErr w:type="spellStart"/>
+      <w:r>
+        <w:rPr>
+          <w:lang w:val="en-US"/>
+        </w:rPr>
+        <w:t>npm</w:t>
+      </w:r>
+      <w:proofErr w:type="spellEnd"/>
+      <w:r>
+        <w:rPr>
+          <w:lang w:val="en-US"/>
+        </w:rPr>
+        <w:t xml:space="preserve"> install -g </w:t>
+      </w:r>
+      <w:proofErr w:type="spellStart"/>
+      <w:r>
+        <w:rPr>
+          <w:lang w:val="en-US"/>
+        </w:rPr>
+        <w:t>cordova</w:t>
+      </w:r>
+      <w:proofErr w:type="spellEnd"/>
     </w:p>
     <w:p>
       <w:pPr>
@@ -1892,7 +1924,7 @@
     </w:p>
     <w:p>
       <w:pPr>
-        <w:pStyle w:val="Nagwek1"/>
+        <w:pStyle w:val="Heading1"/>
         <w:rPr>
           <w:lang w:val="pl-PL"/>
         </w:rPr>
@@ -1902,8 +1934,16 @@
         <w:rPr>
           <w:lang w:val="pl-PL"/>
         </w:rPr>
-        <w:t>Utworzenie projektu Cordova</w:t>
-      </w:r>
+        <w:t xml:space="preserve">Utworzenie projektu </w:t>
+      </w:r>
+      <w:proofErr w:type="spellStart"/>
+      <w:r>
+        <w:rPr>
+          <w:lang w:val="pl-PL"/>
+        </w:rPr>
+        <w:t>Cordova</w:t>
+      </w:r>
+      <w:proofErr w:type="spellEnd"/>
       <w:r>
         <w:rPr>
           <w:lang w:val="pl-PL"/>
@@ -1972,7 +2012,23 @@
         <w:pStyle w:val="block-code"/>
       </w:pPr>
       <w:r>
-        <w:t xml:space="preserve">&gt; cordova create </w:t>
+        <w:t xml:space="preserve">&gt; </w:t>
+      </w:r>
+      <w:proofErr w:type="spellStart"/>
+      <w:r>
+        <w:t>cordova</w:t>
+      </w:r>
+      <w:proofErr w:type="spellEnd"/>
+      <w:r>
+        <w:t xml:space="preserve"> </w:t>
+      </w:r>
+      <w:proofErr w:type="spellStart"/>
+      <w:r>
+        <w:t>create</w:t>
+      </w:r>
+      <w:proofErr w:type="spellEnd"/>
+      <w:r>
+        <w:t xml:space="preserve"> </w:t>
       </w:r>
       <w:bookmarkStart w:id="7" w:name="_Hlk155206970"/>
       <w:r>
@@ -2005,7 +2061,7 @@
         <w:rPr>
           <w:highlight w:val="yellow"/>
         </w:rPr>
-        <w:t>00000</w:t>
+        <w:t>57780</w:t>
       </w:r>
       <w:r>
         <w:rPr>
@@ -2020,8 +2076,37 @@
       <w:pPr>
         <w:pStyle w:val="block-code"/>
       </w:pPr>
-      <w:r>
-        <w:t>Creating a new cordova project.</w:t>
+      <w:proofErr w:type="spellStart"/>
+      <w:r>
+        <w:t>Creating</w:t>
+      </w:r>
+      <w:proofErr w:type="spellEnd"/>
+      <w:r>
+        <w:t xml:space="preserve"> a </w:t>
+      </w:r>
+      <w:proofErr w:type="spellStart"/>
+      <w:r>
+        <w:t>new</w:t>
+      </w:r>
+      <w:proofErr w:type="spellEnd"/>
+      <w:r>
+        <w:t xml:space="preserve"> </w:t>
+      </w:r>
+      <w:proofErr w:type="spellStart"/>
+      <w:r>
+        <w:t>cordova</w:t>
+      </w:r>
+      <w:proofErr w:type="spellEnd"/>
+      <w:r>
+        <w:t xml:space="preserve"> </w:t>
+      </w:r>
+      <w:proofErr w:type="spellStart"/>
+      <w:r>
+        <w:t>project</w:t>
+      </w:r>
+      <w:proofErr w:type="spellEnd"/>
+      <w:r>
+        <w:t>.</w:t>
       </w:r>
     </w:p>
     <w:p>
@@ -2072,7 +2157,7 @@
         <w:rPr>
           <w:rStyle w:val="inline-code"/>
         </w:rPr>
-        <w:t>00000</w:t>
+        <w:t>57780</w:t>
       </w:r>
       <w:r>
         <w:rPr>
@@ -2096,7 +2181,21 @@
         <w:rPr>
           <w:lang w:val="pl-PL"/>
         </w:rPr>
-        <w:t>isual Studio Code. Zapoznaj się ze strukturą katalogów.</w:t>
+        <w:t xml:space="preserve">isual Studio </w:t>
+      </w:r>
+      <w:proofErr w:type="spellStart"/>
+      <w:r>
+        <w:rPr>
+          <w:lang w:val="pl-PL"/>
+        </w:rPr>
+        <w:t>Code</w:t>
+      </w:r>
+      <w:proofErr w:type="spellEnd"/>
+      <w:r>
+        <w:rPr>
+          <w:lang w:val="pl-PL"/>
+        </w:rPr>
+        <w:t>. Zapoznaj się ze strukturą katalogów.</w:t>
       </w:r>
     </w:p>
     <w:p>
@@ -2104,7 +2203,47 @@
         <w:pStyle w:val="Rada"/>
       </w:pPr>
       <w:r>
-        <w:t xml:space="preserve">To laboratorium należy wykonać w Visual Studio Code. Nie należy otwierać katalogu projektu w PhpStorm. Podczas kompilacji aplikacji na poszczególne platformy, pojawiają się setki build-artifactów, które PhpStorm próbuje parsować. Na komputerze prywatnym kończy się to spowolnieniem. W sali laboratoryjnej, gdy wszyscy odpalają to mniej więcej na raz – jeszcze gorzej </w:t>
+        <w:t xml:space="preserve">To laboratorium należy wykonać w Visual Studio </w:t>
+      </w:r>
+      <w:proofErr w:type="spellStart"/>
+      <w:r>
+        <w:t>Code</w:t>
+      </w:r>
+      <w:proofErr w:type="spellEnd"/>
+      <w:r>
+        <w:t xml:space="preserve">. Nie należy otwierać katalogu projektu w </w:t>
+      </w:r>
+      <w:proofErr w:type="spellStart"/>
+      <w:r>
+        <w:t>PhpStorm</w:t>
+      </w:r>
+      <w:proofErr w:type="spellEnd"/>
+      <w:r>
+        <w:t xml:space="preserve">. Podczas kompilacji aplikacji na poszczególne platformy, pojawiają się setki </w:t>
+      </w:r>
+      <w:proofErr w:type="spellStart"/>
+      <w:r>
+        <w:t>build-artifactów</w:t>
+      </w:r>
+      <w:proofErr w:type="spellEnd"/>
+      <w:r>
+        <w:t xml:space="preserve">, które </w:t>
+      </w:r>
+      <w:proofErr w:type="spellStart"/>
+      <w:r>
+        <w:t>PhpStorm</w:t>
+      </w:r>
+      <w:proofErr w:type="spellEnd"/>
+      <w:r>
+        <w:t xml:space="preserve"> próbuje </w:t>
+      </w:r>
+      <w:proofErr w:type="spellStart"/>
+      <w:r>
+        <w:t>parsować</w:t>
+      </w:r>
+      <w:proofErr w:type="spellEnd"/>
+      <w:r>
+        <w:t xml:space="preserve">. Na komputerze prywatnym kończy się to spowolnieniem. W sali laboratoryjnej, gdy wszyscy odpalają to mniej więcej na raz – jeszcze gorzej </w:t>
       </w:r>
       <w:r>
         <w:rPr>
@@ -2174,12 +2313,14 @@
         </w:rPr>
         <w:t xml:space="preserve">stępnie wróć do terminala, wejdź do katalogu projektu i dodaj platformę </w:t>
       </w:r>
+      <w:proofErr w:type="spellStart"/>
       <w:r>
         <w:rPr>
           <w:rStyle w:val="inline-code"/>
         </w:rPr>
         <w:t>browser</w:t>
       </w:r>
+      <w:proofErr w:type="spellEnd"/>
       <w:r>
         <w:rPr>
           <w:lang w:val="pl-PL"/>
@@ -2239,7 +2380,7 @@
           <w:highlight w:val="yellow"/>
           <w:lang w:val="en-US"/>
         </w:rPr>
-        <w:t>00000</w:t>
+        <w:t>57780</w:t>
       </w:r>
       <w:r>
         <w:rPr>
@@ -2260,7 +2401,21 @@
         <w:rPr>
           <w:lang w:val="en-US"/>
         </w:rPr>
-        <w:t>&gt; cordova platform add browser</w:t>
+        <w:t xml:space="preserve">&gt; </w:t>
+      </w:r>
+      <w:proofErr w:type="spellStart"/>
+      <w:r>
+        <w:rPr>
+          <w:lang w:val="en-US"/>
+        </w:rPr>
+        <w:t>cordova</w:t>
+      </w:r>
+      <w:proofErr w:type="spellEnd"/>
+      <w:r>
+        <w:rPr>
+          <w:lang w:val="en-US"/>
+        </w:rPr>
+        <w:t xml:space="preserve"> platform add browser</w:t>
       </w:r>
     </w:p>
     <w:p>
@@ -2268,8 +2423,29 @@
         <w:pStyle w:val="block-code"/>
       </w:pPr>
       <w:r>
-        <w:t>&gt; cordova emulate browser</w:t>
-      </w:r>
+        <w:t xml:space="preserve">&gt; </w:t>
+      </w:r>
+      <w:proofErr w:type="spellStart"/>
+      <w:r>
+        <w:t>cordova</w:t>
+      </w:r>
+      <w:proofErr w:type="spellEnd"/>
+      <w:r>
+        <w:t xml:space="preserve"> </w:t>
+      </w:r>
+      <w:proofErr w:type="spellStart"/>
+      <w:r>
+        <w:t>emulate</w:t>
+      </w:r>
+      <w:proofErr w:type="spellEnd"/>
+      <w:r>
+        <w:t xml:space="preserve"> </w:t>
+      </w:r>
+      <w:proofErr w:type="spellStart"/>
+      <w:r>
+        <w:t>browser</w:t>
+      </w:r>
+      <w:proofErr w:type="spellEnd"/>
     </w:p>
     <w:p>
       <w:pPr>
@@ -2312,7 +2488,7 @@
                     <pic:cNvPicPr/>
                   </pic:nvPicPr>
                   <pic:blipFill>
-                    <a:blip r:embed="rId8"/>
+                    <a:blip r:embed="rId11"/>
                     <a:stretch>
                       <a:fillRect/>
                     </a:stretch>
@@ -2383,7 +2559,7 @@
                     </pic:cNvPicPr>
                   </pic:nvPicPr>
                   <pic:blipFill>
-                    <a:blip r:embed="rId9">
+                    <a:blip r:embed="rId12">
                       <a:extLst>
                         <a:ext uri="{28A0092B-C50C-407E-A947-70E740481C1C}">
                           <a14:useLocalDpi xmlns:a14="http://schemas.microsoft.com/office/drawing/2010/main" val="0"/>
@@ -2460,7 +2636,7 @@
                     </pic:cNvPicPr>
                   </pic:nvPicPr>
                   <pic:blipFill>
-                    <a:blip r:embed="rId9">
+                    <a:blip r:embed="rId12">
                       <a:extLst>
                         <a:ext uri="{28A0092B-C50C-407E-A947-70E740481C1C}">
                           <a14:useLocalDpi xmlns:a14="http://schemas.microsoft.com/office/drawing/2010/main" val="0"/>
@@ -2565,7 +2741,7 @@
     </w:p>
     <w:tbl>
       <w:tblPr>
-        <w:tblStyle w:val="Tabela-Siatka"/>
+        <w:tblStyle w:val="TableGrid"/>
         <w:tblW w:w="5000" w:type="pct"/>
         <w:tblLook w:val="04A0" w:firstRow="1" w:lastRow="0" w:firstColumn="1" w:lastColumn="0" w:noHBand="0" w:noVBand="1"/>
       </w:tblPr>
@@ -2634,7 +2810,7 @@
     </w:p>
     <w:p>
       <w:pPr>
-        <w:pStyle w:val="Nagwek1"/>
+        <w:pStyle w:val="Heading1"/>
         <w:rPr>
           <w:lang w:val="pl-PL"/>
         </w:rPr>
@@ -2660,11 +2836,19 @@
         </w:rPr>
         <w:t xml:space="preserve">Zatrzymaj emulację w przeglądarce, jeśli jest jeszcze uruchomiona, z wykorzystaniem skrótu klawiszowego </w:t>
       </w:r>
-      <w:r>
-        <w:rPr>
-          <w:rStyle w:val="inline-code"/>
-        </w:rPr>
-        <w:t>Ctrl + C</w:t>
+      <w:proofErr w:type="spellStart"/>
+      <w:r>
+        <w:rPr>
+          <w:rStyle w:val="inline-code"/>
+        </w:rPr>
+        <w:t>Ctrl</w:t>
+      </w:r>
+      <w:proofErr w:type="spellEnd"/>
+      <w:r>
+        <w:rPr>
+          <w:rStyle w:val="inline-code"/>
+        </w:rPr>
+        <w:t> + C</w:t>
       </w:r>
       <w:r>
         <w:rPr>
@@ -2790,7 +2974,21 @@
         <w:rPr>
           <w:rStyle w:val="inline-code"/>
         </w:rPr>
-        <w:t>&lt;content&gt;</w:t>
+        <w:t>&lt;</w:t>
+      </w:r>
+      <w:proofErr w:type="spellStart"/>
+      <w:r>
+        <w:rPr>
+          <w:rStyle w:val="inline-code"/>
+        </w:rPr>
+        <w:t>content</w:t>
+      </w:r>
+      <w:proofErr w:type="spellEnd"/>
+      <w:r>
+        <w:rPr>
+          <w:rStyle w:val="inline-code"/>
+        </w:rPr>
+        <w:t>&gt;</w:t>
       </w:r>
       <w:r>
         <w:rPr>
@@ -2829,7 +3027,23 @@
         <w:pStyle w:val="block-code"/>
       </w:pPr>
       <w:r>
-        <w:t>&lt;content src="weather.html" /&gt;</w:t>
+        <w:t>&lt;</w:t>
+      </w:r>
+      <w:proofErr w:type="spellStart"/>
+      <w:r>
+        <w:t>content</w:t>
+      </w:r>
+      <w:proofErr w:type="spellEnd"/>
+      <w:r>
+        <w:t xml:space="preserve"> </w:t>
+      </w:r>
+      <w:proofErr w:type="spellStart"/>
+      <w:r>
+        <w:t>src</w:t>
+      </w:r>
+      <w:proofErr w:type="spellEnd"/>
+      <w:r>
+        <w:t>="weather.html" /&gt;</w:t>
       </w:r>
     </w:p>
     <w:p>
@@ -2969,7 +3183,7 @@
         <w:rPr>
           <w:lang w:val="en-US"/>
         </w:rPr>
-        <w:t>00000</w:t>
+        <w:t>57780</w:t>
       </w:r>
       <w:r>
         <w:rPr>
@@ -2990,8 +3204,14 @@
     <w:p>
       <w:pPr>
         <w:pStyle w:val="block-code"/>
-      </w:pPr>
-      <w:r>
+        <w:rPr>
+          <w:lang w:val="en-US"/>
+        </w:rPr>
+      </w:pPr>
+      <w:r>
+        <w:rPr>
+          <w:lang w:val="en-US"/>
+        </w:rPr>
         <w:t>&lt;name&gt;</w:t>
       </w:r>
       <w:r>
@@ -3004,6 +3224,7 @@
       <w:r>
         <w:rPr>
           <w:highlight w:val="yellow"/>
+          <w:lang w:val="en-US"/>
         </w:rPr>
         <w:instrText xml:space="preserve"> DOCPROPERTY  Imie  \* MERGEFORMAT </w:instrText>
       </w:r>
@@ -3017,8 +3238,9 @@
       <w:r>
         <w:rPr>
           <w:highlight w:val="yellow"/>
-        </w:rPr>
-        <w:t>Imię</w:t>
+          <w:lang w:val="en-US"/>
+        </w:rPr>
+        <w:t>Wojciech</w:t>
       </w:r>
       <w:r>
         <w:rPr>
@@ -3030,6 +3252,7 @@
       <w:r>
         <w:rPr>
           <w:highlight w:val="yellow"/>
+          <w:lang w:val="en-US"/>
         </w:rPr>
         <w:t xml:space="preserve"> </w:t>
       </w:r>
@@ -3043,6 +3266,7 @@
       <w:r>
         <w:rPr>
           <w:highlight w:val="yellow"/>
+          <w:lang w:val="en-US"/>
         </w:rPr>
         <w:instrText xml:space="preserve"> DOCPROPERTY  "Numer albumu"  \* MERGEFORMAT </w:instrText>
       </w:r>
@@ -3056,8 +3280,9 @@
       <w:r>
         <w:rPr>
           <w:highlight w:val="yellow"/>
-        </w:rPr>
-        <w:t>00000</w:t>
+          <w:lang w:val="en-US"/>
+        </w:rPr>
+        <w:t>57780</w:t>
       </w:r>
       <w:r>
         <w:rPr>
@@ -3067,6 +3292,9 @@
         <w:fldChar w:fldCharType="end"/>
       </w:r>
       <w:r>
+        <w:rPr>
+          <w:lang w:val="en-US"/>
+        </w:rPr>
         <w:t>&lt;/name&gt;</w:t>
       </w:r>
     </w:p>
@@ -3119,7 +3347,7 @@
         <w:rPr>
           <w:lang w:val="en-US"/>
         </w:rPr>
-        <w:t>ni00000@zut.edu.pl</w:t>
+        <w:t>kw57780@zut.edu.pl</w:t>
       </w:r>
       <w:r>
         <w:rPr>
@@ -3131,7 +3359,21 @@
         <w:rPr>
           <w:lang w:val="en-US"/>
         </w:rPr>
-        <w:t>" href="https://www.wi.zut.edu.pl"&gt;</w:t>
+        <w:t xml:space="preserve">" </w:t>
+      </w:r>
+      <w:proofErr w:type="spellStart"/>
+      <w:r>
+        <w:rPr>
+          <w:lang w:val="en-US"/>
+        </w:rPr>
+        <w:t>href</w:t>
+      </w:r>
+      <w:proofErr w:type="spellEnd"/>
+      <w:r>
+        <w:rPr>
+          <w:lang w:val="en-US"/>
+        </w:rPr>
+        <w:t>="https://www.wi.zut.edu.pl"&gt;</w:t>
       </w:r>
     </w:p>
     <w:p>
@@ -3156,7 +3398,15 @@
         <w:pStyle w:val="block-code"/>
       </w:pPr>
       <w:r>
-        <w:t>&lt;/author&gt;</w:t>
+        <w:t>&lt;/</w:t>
+      </w:r>
+      <w:proofErr w:type="spellStart"/>
+      <w:r>
+        <w:t>author</w:t>
+      </w:r>
+      <w:proofErr w:type="spellEnd"/>
+      <w:r>
+        <w:t>&gt;</w:t>
       </w:r>
     </w:p>
     <w:p>
@@ -3177,8 +3427,29 @@
         <w:pStyle w:val="block-code"/>
       </w:pPr>
       <w:r>
-        <w:t>&gt; cordova emulate browser</w:t>
-      </w:r>
+        <w:t xml:space="preserve">&gt; </w:t>
+      </w:r>
+      <w:proofErr w:type="spellStart"/>
+      <w:r>
+        <w:t>cordova</w:t>
+      </w:r>
+      <w:proofErr w:type="spellEnd"/>
+      <w:r>
+        <w:t xml:space="preserve"> </w:t>
+      </w:r>
+      <w:proofErr w:type="spellStart"/>
+      <w:r>
+        <w:t>emulate</w:t>
+      </w:r>
+      <w:proofErr w:type="spellEnd"/>
+      <w:r>
+        <w:t xml:space="preserve"> </w:t>
+      </w:r>
+      <w:proofErr w:type="spellStart"/>
+      <w:r>
+        <w:t>browser</w:t>
+      </w:r>
+      <w:proofErr w:type="spellEnd"/>
     </w:p>
     <w:p>
       <w:pPr>
@@ -3201,6 +3472,7 @@
       </w:pPr>
       <w:r>
         <w:rPr>
+          <w:noProof/>
           <w:lang w:val="pl-PL"/>
         </w:rPr>
         <w:drawing>
@@ -3219,7 +3491,7 @@
                     <pic:cNvPicPr/>
                   </pic:nvPicPr>
                   <pic:blipFill>
-                    <a:blip r:embed="rId10"/>
+                    <a:blip r:embed="rId13"/>
                     <a:stretch>
                       <a:fillRect/>
                     </a:stretch>
@@ -3281,7 +3553,7 @@
                     </pic:cNvPicPr>
                   </pic:nvPicPr>
                   <pic:blipFill>
-                    <a:blip r:embed="rId9">
+                    <a:blip r:embed="rId12">
                       <a:extLst>
                         <a:ext uri="{28A0092B-C50C-407E-A947-70E740481C1C}">
                           <a14:useLocalDpi xmlns:a14="http://schemas.microsoft.com/office/drawing/2010/main" val="0"/>
@@ -3358,7 +3630,7 @@
                     </pic:cNvPicPr>
                   </pic:nvPicPr>
                   <pic:blipFill>
-                    <a:blip r:embed="rId9">
+                    <a:blip r:embed="rId12">
                       <a:extLst>
                         <a:ext uri="{28A0092B-C50C-407E-A947-70E740481C1C}">
                           <a14:useLocalDpi xmlns:a14="http://schemas.microsoft.com/office/drawing/2010/main" val="0"/>
@@ -3435,7 +3707,7 @@
                     </pic:cNvPicPr>
                   </pic:nvPicPr>
                   <pic:blipFill>
-                    <a:blip r:embed="rId9">
+                    <a:blip r:embed="rId12">
                       <a:extLst>
                         <a:ext uri="{28A0092B-C50C-407E-A947-70E740481C1C}">
                           <a14:useLocalDpi xmlns:a14="http://schemas.microsoft.com/office/drawing/2010/main" val="0"/>
@@ -3521,7 +3793,7 @@
                     </pic:cNvPicPr>
                   </pic:nvPicPr>
                   <pic:blipFill>
-                    <a:blip r:embed="rId9">
+                    <a:blip r:embed="rId12">
                       <a:extLst>
                         <a:ext uri="{28A0092B-C50C-407E-A947-70E740481C1C}">
                           <a14:useLocalDpi xmlns:a14="http://schemas.microsoft.com/office/drawing/2010/main" val="0"/>
@@ -3560,7 +3832,7 @@
     </w:p>
     <w:tbl>
       <w:tblPr>
-        <w:tblStyle w:val="Tabela-Siatka"/>
+        <w:tblStyle w:val="TableGrid"/>
         <w:tblW w:w="5000" w:type="pct"/>
         <w:tblLook w:val="04A0" w:firstRow="1" w:lastRow="0" w:firstColumn="1" w:lastColumn="0" w:noHBand="0" w:noVBand="1"/>
       </w:tblPr>
@@ -3621,7 +3893,7 @@
     </w:tbl>
     <w:p>
       <w:pPr>
-        <w:pStyle w:val="Nagwek1"/>
+        <w:pStyle w:val="Heading1"/>
         <w:rPr>
           <w:lang w:val="pl-PL"/>
         </w:rPr>
@@ -3645,7 +3917,35 @@
         <w:rPr>
           <w:lang w:val="pl-PL"/>
         </w:rPr>
-        <w:t>W tej sekcji wykorzystamy projekt Cordova do zbudowania aplikacji Pogodynka na Android. Do budowy wykorzystamy platformę VoltBuilder.</w:t>
+        <w:t xml:space="preserve">W tej sekcji wykorzystamy projekt </w:t>
+      </w:r>
+      <w:proofErr w:type="spellStart"/>
+      <w:r>
+        <w:rPr>
+          <w:lang w:val="pl-PL"/>
+        </w:rPr>
+        <w:t>Cordova</w:t>
+      </w:r>
+      <w:proofErr w:type="spellEnd"/>
+      <w:r>
+        <w:rPr>
+          <w:lang w:val="pl-PL"/>
+        </w:rPr>
+        <w:t xml:space="preserve"> do zbudowania aplikacji Pogodynka na Android. Do budowy wykorzystamy platformę </w:t>
+      </w:r>
+      <w:proofErr w:type="spellStart"/>
+      <w:r>
+        <w:rPr>
+          <w:lang w:val="pl-PL"/>
+        </w:rPr>
+        <w:t>VoltBuilder</w:t>
+      </w:r>
+      <w:proofErr w:type="spellEnd"/>
+      <w:r>
+        <w:rPr>
+          <w:lang w:val="pl-PL"/>
+        </w:rPr>
+        <w:t>.</w:t>
       </w:r>
     </w:p>
     <w:p>
@@ -3666,7 +3966,23 @@
         <w:pStyle w:val="block-code"/>
       </w:pPr>
       <w:r>
-        <w:t>&gt; cordova platform add android</w:t>
+        <w:t xml:space="preserve">&gt; </w:t>
+      </w:r>
+      <w:proofErr w:type="spellStart"/>
+      <w:r>
+        <w:t>cordova</w:t>
+      </w:r>
+      <w:proofErr w:type="spellEnd"/>
+      <w:r>
+        <w:t xml:space="preserve"> platform </w:t>
+      </w:r>
+      <w:proofErr w:type="spellStart"/>
+      <w:r>
+        <w:t>add</w:t>
+      </w:r>
+      <w:proofErr w:type="spellEnd"/>
+      <w:r>
+        <w:t xml:space="preserve"> android</w:t>
       </w:r>
     </w:p>
     <w:p>
@@ -3745,7 +4061,7 @@
         <w:rPr>
           <w:rStyle w:val="inline-code"/>
         </w:rPr>
-        <w:t>00000</w:t>
+        <w:t>57780</w:t>
       </w:r>
       <w:r>
         <w:rPr>
@@ -3793,7 +4109,7 @@
         <w:rPr>
           <w:rStyle w:val="inline-code"/>
         </w:rPr>
-        <w:t>00000</w:t>
+        <w:t>57780</w:t>
       </w:r>
       <w:r>
         <w:rPr>
@@ -3827,10 +4143,10 @@
         <w:lastRenderedPageBreak/>
         <w:t xml:space="preserve">Wejdź na stronę </w:t>
       </w:r>
-      <w:hyperlink r:id="rId11" w:history="1">
+      <w:hyperlink r:id="rId14" w:history="1">
         <w:r>
           <w:rPr>
-            <w:rStyle w:val="Hipercze"/>
+            <w:rStyle w:val="Hyperlink"/>
             <w:lang w:val="pl-PL"/>
           </w:rPr>
           <w:t>https://volt.build</w:t>
@@ -3846,12 +4162,26 @@
         <w:rPr>
           <w:lang w:val="pl-PL"/>
         </w:rPr>
-        <w:t xml:space="preserve"> Przejdź do sekcji Upload, tj. </w:t>
-      </w:r>
-      <w:hyperlink r:id="rId12" w:history="1">
+        <w:t xml:space="preserve"> Przejdź do sekcji </w:t>
+      </w:r>
+      <w:proofErr w:type="spellStart"/>
+      <w:r>
+        <w:rPr>
+          <w:lang w:val="pl-PL"/>
+        </w:rPr>
+        <w:t>Upload</w:t>
+      </w:r>
+      <w:proofErr w:type="spellEnd"/>
+      <w:r>
+        <w:rPr>
+          <w:lang w:val="pl-PL"/>
+        </w:rPr>
+        <w:t xml:space="preserve">, tj. </w:t>
+      </w:r>
+      <w:hyperlink r:id="rId15" w:history="1">
         <w:r>
           <w:rPr>
-            <w:rStyle w:val="Hipercze"/>
+            <w:rStyle w:val="Hyperlink"/>
             <w:lang w:val="pl-PL"/>
           </w:rPr>
           <w:t>https://volt.build/upload/</w:t>
@@ -3891,7 +4221,7 @@
                     <pic:cNvPicPr/>
                   </pic:nvPicPr>
                   <pic:blipFill>
-                    <a:blip r:embed="rId13"/>
+                    <a:blip r:embed="rId16"/>
                     <a:stretch>
                       <a:fillRect/>
                     </a:stretch>
@@ -3963,7 +4293,7 @@
                     </pic:cNvPicPr>
                   </pic:nvPicPr>
                   <pic:blipFill>
-                    <a:blip r:embed="rId14"/>
+                    <a:blip r:embed="rId17"/>
                     <a:stretch>
                       <a:fillRect/>
                     </a:stretch>
@@ -4010,8 +4340,16 @@
         <w:rPr>
           <w:rStyle w:val="inline-code"/>
         </w:rPr>
-        <w:t>.apk</w:t>
-      </w:r>
+        <w:t>.</w:t>
+      </w:r>
+      <w:proofErr w:type="spellStart"/>
+      <w:r>
+        <w:rPr>
+          <w:rStyle w:val="inline-code"/>
+        </w:rPr>
+        <w:t>apk</w:t>
+      </w:r>
+      <w:proofErr w:type="spellEnd"/>
       <w:r>
         <w:rPr>
           <w:lang w:val="pl-PL"/>
@@ -4048,8 +4386,21 @@
       <w:r>
         <w:t xml:space="preserve">katalog </w:t>
       </w:r>
-      <w:r>
-        <w:t>node_modules  z katalogu</w:t>
+      <w:proofErr w:type="spellStart"/>
+      <w:r>
+        <w:t>node_</w:t>
+      </w:r>
+      <w:proofErr w:type="gramStart"/>
+      <w:r>
+        <w:t>modules</w:t>
+      </w:r>
+      <w:proofErr w:type="spellEnd"/>
+      <w:r>
+        <w:t xml:space="preserve">  z</w:t>
+      </w:r>
+      <w:proofErr w:type="gramEnd"/>
+      <w:r>
+        <w:t xml:space="preserve"> katalogu</w:t>
       </w:r>
       <w:r>
         <w:t xml:space="preserve"> </w:t>
@@ -4082,7 +4433,7 @@
         <w:rPr>
           <w:rStyle w:val="inline-code"/>
         </w:rPr>
-        <w:t>00000</w:t>
+        <w:t>57780</w:t>
       </w:r>
       <w:r>
         <w:rPr>
@@ -4106,38 +4457,71 @@
         <w:t>ę</w:t>
       </w:r>
       <w:r>
-        <w:t xml:space="preserve"> jeszcze raz .</w:t>
-      </w:r>
-    </w:p>
-    <w:p>
-      <w:pPr>
-        <w:rPr>
-          <w:lang w:val="pl-PL"/>
-        </w:rPr>
-      </w:pPr>
-    </w:p>
-    <w:p>
-      <w:pPr>
-        <w:rPr>
-          <w:lang w:val="pl-PL"/>
-        </w:rPr>
-      </w:pPr>
-      <w:r>
-        <w:rPr>
-          <w:lang w:val="pl-PL"/>
-        </w:rPr>
-        <w:t xml:space="preserve">Teraz jesteśmy gotowi do przetestowania działania aplikacji w emulatorze Android. Wykorzystamy do tego celu usługę appetize. </w:t>
-      </w:r>
-      <w:r>
-        <w:rPr>
-          <w:lang w:val="pl-PL"/>
-        </w:rPr>
-        <w:t xml:space="preserve">Wejdź na strone </w:t>
-      </w:r>
-      <w:hyperlink r:id="rId15" w:history="1">
+        <w:t xml:space="preserve"> jeszcze </w:t>
+      </w:r>
+      <w:proofErr w:type="gramStart"/>
+      <w:r>
+        <w:t>raz .</w:t>
+      </w:r>
+      <w:proofErr w:type="gramEnd"/>
+    </w:p>
+    <w:p>
+      <w:pPr>
+        <w:rPr>
+          <w:lang w:val="pl-PL"/>
+        </w:rPr>
+      </w:pPr>
+    </w:p>
+    <w:p>
+      <w:pPr>
+        <w:rPr>
+          <w:lang w:val="pl-PL"/>
+        </w:rPr>
+      </w:pPr>
+      <w:r>
+        <w:rPr>
+          <w:lang w:val="pl-PL"/>
+        </w:rPr>
+        <w:t xml:space="preserve">Teraz jesteśmy gotowi do przetestowania działania aplikacji w emulatorze Android. Wykorzystamy do tego celu usługę </w:t>
+      </w:r>
+      <w:proofErr w:type="spellStart"/>
+      <w:r>
+        <w:rPr>
+          <w:lang w:val="pl-PL"/>
+        </w:rPr>
+        <w:t>appetize</w:t>
+      </w:r>
+      <w:proofErr w:type="spellEnd"/>
+      <w:r>
+        <w:rPr>
+          <w:lang w:val="pl-PL"/>
+        </w:rPr>
+        <w:t xml:space="preserve">. </w:t>
+      </w:r>
+      <w:r>
+        <w:rPr>
+          <w:lang w:val="pl-PL"/>
+        </w:rPr>
+        <w:t xml:space="preserve">Wejdź na </w:t>
+      </w:r>
+      <w:proofErr w:type="spellStart"/>
+      <w:r>
+        <w:rPr>
+          <w:lang w:val="pl-PL"/>
+        </w:rPr>
+        <w:t>strone</w:t>
+      </w:r>
+      <w:proofErr w:type="spellEnd"/>
+      <w:r>
+        <w:rPr>
+          <w:lang w:val="pl-PL"/>
+        </w:rPr>
+        <w:t xml:space="preserve"> </w:t>
+      </w:r>
+      <w:hyperlink r:id="rId18" w:history="1">
         <w:r>
           <w:rPr>
-            <w:rStyle w:val="Hipercze"/>
+            <w:rStyle w:val="Hyperlink"/>
             <w:lang w:val="pl-PL"/>
           </w:rPr>
           <w:t>https://appetize.io/</w:t>
@@ -4161,6 +4545,7 @@
         </w:rPr>
         <w:t xml:space="preserve">Przejdź do </w:t>
       </w:r>
+      <w:proofErr w:type="spellStart"/>
       <w:r>
         <w:rPr>
           <w:b/>
@@ -4177,47 +4562,39 @@
         </w:rPr>
         <w:t>pps</w:t>
       </w:r>
+      <w:proofErr w:type="spellEnd"/>
       <w:r>
         <w:rPr>
           <w:lang w:val="pl-PL"/>
         </w:rPr>
         <w:t xml:space="preserve">. Przyciśnij </w:t>
       </w:r>
+      <w:proofErr w:type="spellStart"/>
       <w:r>
         <w:rPr>
           <w:b/>
           <w:bCs/>
           <w:lang w:val="pl-PL"/>
         </w:rPr>
-        <w:t xml:space="preserve">Upload </w:t>
-      </w:r>
+        <w:t>Upload</w:t>
+      </w:r>
+      <w:proofErr w:type="spellEnd"/>
       <w:r>
         <w:rPr>
           <w:b/>
           <w:bCs/>
           <w:lang w:val="pl-PL"/>
         </w:rPr>
-        <w:t>A</w:t>
-      </w:r>
+        <w:t xml:space="preserve"> </w:t>
+      </w:r>
+      <w:proofErr w:type="spellStart"/>
       <w:r>
         <w:rPr>
           <w:b/>
           <w:bCs/>
           <w:lang w:val="pl-PL"/>
         </w:rPr>
-        <w:t>pp</w:t>
-      </w:r>
-      <w:r>
-        <w:rPr>
-          <w:lang w:val="pl-PL"/>
-        </w:rPr>
-        <w:t xml:space="preserve"> i wybierz z dysku swoją aplikację. </w:t>
-      </w:r>
-      <w:r>
-        <w:rPr>
-          <w:lang w:val="pl-PL"/>
-        </w:rPr>
-        <w:t xml:space="preserve">W ciągu kilku chwil otworzy się okno z informacją </w:t>
+        <w:t>A</w:t>
       </w:r>
       <w:r>
         <w:rPr>
@@ -4225,8 +4602,49 @@
           <w:bCs/>
           <w:lang w:val="pl-PL"/>
         </w:rPr>
-        <w:t>App uploaded</w:t>
-      </w:r>
+        <w:t>pp</w:t>
+      </w:r>
+      <w:proofErr w:type="spellEnd"/>
+      <w:r>
+        <w:rPr>
+          <w:lang w:val="pl-PL"/>
+        </w:rPr>
+        <w:t xml:space="preserve"> i wybierz z dysku swoją aplikację. </w:t>
+      </w:r>
+      <w:r>
+        <w:rPr>
+          <w:lang w:val="pl-PL"/>
+        </w:rPr>
+        <w:t xml:space="preserve">W ciągu kilku chwil otworzy się okno z informacją </w:t>
+      </w:r>
+      <w:proofErr w:type="spellStart"/>
+      <w:r>
+        <w:rPr>
+          <w:b/>
+          <w:bCs/>
+          <w:lang w:val="pl-PL"/>
+        </w:rPr>
+        <w:t>App</w:t>
+      </w:r>
+      <w:proofErr w:type="spellEnd"/>
+      <w:r>
+        <w:rPr>
+          <w:b/>
+          <w:bCs/>
+          <w:lang w:val="pl-PL"/>
+        </w:rPr>
+        <w:t xml:space="preserve"> </w:t>
+      </w:r>
+      <w:proofErr w:type="spellStart"/>
+      <w:r>
+        <w:rPr>
+          <w:b/>
+          <w:bCs/>
+          <w:lang w:val="pl-PL"/>
+        </w:rPr>
+        <w:t>uploaded</w:t>
+      </w:r>
+      <w:proofErr w:type="spellEnd"/>
       <w:r>
         <w:rPr>
           <w:lang w:val="pl-PL"/>
@@ -4263,7 +4681,7 @@
                     </pic:cNvPicPr>
                   </pic:nvPicPr>
                   <pic:blipFill>
-                    <a:blip r:embed="rId16"/>
+                    <a:blip r:embed="rId19"/>
                     <a:stretch>
                       <a:fillRect/>
                     </a:stretch>
@@ -4322,13 +4740,7 @@
         <w:rPr>
           <w:lang w:val="pl-PL"/>
         </w:rPr>
-        <w:t>uruchom emulację</w:t>
-      </w:r>
-      <w:r>
-        <w:rPr>
-          <w:lang w:val="pl-PL"/>
-        </w:rPr>
-        <w:t xml:space="preserve"> </w:t>
+        <w:t xml:space="preserve">uruchom emulację </w:t>
       </w:r>
       <w:r>
         <w:rPr>
@@ -4342,6 +4754,7 @@
         </w:rPr>
         <w:t xml:space="preserve">i naciśnij </w:t>
       </w:r>
+      <w:proofErr w:type="spellStart"/>
       <w:r>
         <w:rPr>
           <w:b/>
@@ -4358,6 +4771,7 @@
         </w:rPr>
         <w:t>ap</w:t>
       </w:r>
+      <w:proofErr w:type="spellEnd"/>
       <w:r>
         <w:rPr>
           <w:b/>
@@ -4389,6 +4803,7 @@
       </w:pPr>
       <w:r>
         <w:rPr>
+          <w:noProof/>
           <w:lang w:val="pl-PL"/>
         </w:rPr>
         <w:drawing>
@@ -4407,7 +4822,7 @@
                     <pic:cNvPicPr/>
                   </pic:nvPicPr>
                   <pic:blipFill>
-                    <a:blip r:embed="rId17"/>
+                    <a:blip r:embed="rId20"/>
                     <a:stretch>
                       <a:fillRect/>
                     </a:stretch>
@@ -4435,6 +4850,7 @@
       <w:r>
         <w:t xml:space="preserve">Wstaw zrzut ekranu Twojej aplikacji w </w:t>
       </w:r>
+      <w:proofErr w:type="spellStart"/>
       <w:r>
         <w:rPr>
           <w:b/>
@@ -4442,6 +4858,7 @@
         </w:rPr>
         <w:t>appetize</w:t>
       </w:r>
+      <w:proofErr w:type="spellEnd"/>
       <w:r>
         <w:t xml:space="preserve"> przed wyszukaniem prognozy:</w:t>
       </w:r>
@@ -4478,7 +4895,7 @@
                     </pic:cNvPicPr>
                   </pic:nvPicPr>
                   <pic:blipFill>
-                    <a:blip r:embed="rId9">
+                    <a:blip r:embed="rId12">
                       <a:extLst>
                         <a:ext uri="{28A0092B-C50C-407E-A947-70E740481C1C}">
                           <a14:useLocalDpi xmlns:a14="http://schemas.microsoft.com/office/drawing/2010/main" val="0"/>
@@ -4522,6 +4939,7 @@
       <w:r>
         <w:t xml:space="preserve">Wstaw zrzut ekranu Twojej aplikacji w </w:t>
       </w:r>
+      <w:proofErr w:type="spellStart"/>
       <w:r>
         <w:rPr>
           <w:b/>
@@ -4529,6 +4947,7 @@
         </w:rPr>
         <w:t>appetize</w:t>
       </w:r>
+      <w:proofErr w:type="spellEnd"/>
       <w:r>
         <w:t xml:space="preserve"> po wyszukaniu prognozy:</w:t>
       </w:r>
@@ -4565,7 +4984,7 @@
                     </pic:cNvPicPr>
                   </pic:nvPicPr>
                   <pic:blipFill>
-                    <a:blip r:embed="rId9">
+                    <a:blip r:embed="rId12">
                       <a:extLst>
                         <a:ext uri="{28A0092B-C50C-407E-A947-70E740481C1C}">
                           <a14:useLocalDpi xmlns:a14="http://schemas.microsoft.com/office/drawing/2010/main" val="0"/>
@@ -4609,6 +5028,7 @@
       <w:r>
         <w:t xml:space="preserve">Wstaw zrzut ekranu z załadowaną aplikację </w:t>
       </w:r>
+      <w:proofErr w:type="spellStart"/>
       <w:r>
         <w:rPr>
           <w:b/>
@@ -4616,15 +5036,34 @@
         </w:rPr>
         <w:t>appetize</w:t>
       </w:r>
-      <w:r>
-        <w:t xml:space="preserve"> (okno z informacją App Uploaded</w:t>
-      </w:r>
+      <w:proofErr w:type="spellEnd"/>
+      <w:r>
+        <w:t xml:space="preserve"> (okno z informacją </w:t>
+      </w:r>
+      <w:proofErr w:type="spellStart"/>
+      <w:r>
+        <w:t>App</w:t>
+      </w:r>
+      <w:proofErr w:type="spellEnd"/>
+      <w:r>
+        <w:t xml:space="preserve"> </w:t>
+      </w:r>
+      <w:proofErr w:type="spellStart"/>
+      <w:r>
+        <w:t>Uploaded</w:t>
+      </w:r>
+      <w:proofErr w:type="spellEnd"/>
       <w:r>
         <w:t xml:space="preserve"> / listę aplikacji</w:t>
       </w:r>
       <w:r>
-        <w:t xml:space="preserve"> w zakładce Apps</w:t>
-      </w:r>
+        <w:t xml:space="preserve"> w zakładce </w:t>
+      </w:r>
+      <w:proofErr w:type="spellStart"/>
+      <w:r>
+        <w:t>Apps</w:t>
+      </w:r>
+      <w:proofErr w:type="spellEnd"/>
       <w:r>
         <w:t>). Upewnij się, że widoczn</w:t>
       </w:r>
@@ -4677,7 +5116,7 @@
                     </pic:cNvPicPr>
                   </pic:nvPicPr>
                   <pic:blipFill>
-                    <a:blip r:embed="rId9">
+                    <a:blip r:embed="rId12">
                       <a:extLst>
                         <a:ext uri="{28A0092B-C50C-407E-A947-70E740481C1C}">
                           <a14:useLocalDpi xmlns:a14="http://schemas.microsoft.com/office/drawing/2010/main" val="0"/>
@@ -4721,6 +5160,7 @@
       <w:r>
         <w:t xml:space="preserve">Wstaw zrzut ekranu fragmentu strony </w:t>
       </w:r>
+      <w:proofErr w:type="spellStart"/>
       <w:r>
         <w:rPr>
           <w:b/>
@@ -4728,6 +5168,7 @@
         </w:rPr>
         <w:t>VoltBuilder</w:t>
       </w:r>
+      <w:proofErr w:type="spellEnd"/>
       <w:r>
         <w:t xml:space="preserve"> przedstawiający zbudowaną aplikację. Upewnij się, że widoczne jest </w:t>
       </w:r>
@@ -4774,7 +5215,7 @@
                     </pic:cNvPicPr>
                   </pic:nvPicPr>
                   <pic:blipFill>
-                    <a:blip r:embed="rId9">
+                    <a:blip r:embed="rId12">
                       <a:extLst>
                         <a:ext uri="{28A0092B-C50C-407E-A947-70E740481C1C}">
                           <a14:useLocalDpi xmlns:a14="http://schemas.microsoft.com/office/drawing/2010/main" val="0"/>
@@ -4813,7 +5254,7 @@
     </w:p>
     <w:tbl>
       <w:tblPr>
-        <w:tblStyle w:val="Tabela-Siatka"/>
+        <w:tblStyle w:val="TableGrid"/>
         <w:tblW w:w="5000" w:type="pct"/>
         <w:tblLook w:val="04A0" w:firstRow="1" w:lastRow="0" w:firstColumn="1" w:lastColumn="0" w:noHBand="0" w:noVBand="1"/>
       </w:tblPr>
@@ -4902,6 +5343,7 @@
       <w:r>
         <w:t xml:space="preserve">Jeśli masz urządzenie Android, możesz zeskanować telefonem kod QR wyświetlony w </w:t>
       </w:r>
+      <w:proofErr w:type="spellStart"/>
       <w:r>
         <w:rPr>
           <w:b/>
@@ -4909,6 +5351,7 @@
         </w:rPr>
         <w:t>VoltBuilder</w:t>
       </w:r>
+      <w:proofErr w:type="spellEnd"/>
       <w:r>
         <w:t xml:space="preserve">. Pod podanym adresem znajdziesz aplikację </w:t>
       </w:r>
@@ -4917,20 +5360,30 @@
           <w:b/>
           <w:bCs/>
         </w:rPr>
-        <w:t>.apk</w:t>
-      </w:r>
+        <w:t>.</w:t>
+      </w:r>
+      <w:proofErr w:type="spellStart"/>
+      <w:r>
+        <w:rPr>
+          <w:b/>
+          <w:bCs/>
+        </w:rPr>
+        <w:t>apk</w:t>
+      </w:r>
+      <w:proofErr w:type="spellEnd"/>
       <w:r>
         <w:t xml:space="preserve"> do pobrania na Twój telefon. Następnie możesz zainstalować tę aplikację w telefonie i korzystać na co dzień!</w:t>
       </w:r>
     </w:p>
     <w:p>
       <w:pPr>
-        <w:pStyle w:val="Nagwek1"/>
+        <w:pStyle w:val="Heading1"/>
         <w:rPr>
           <w:lang w:val="pl-PL"/>
         </w:rPr>
       </w:pPr>
       <w:bookmarkStart w:id="10" w:name="_Toc229606579"/>
+      <w:proofErr w:type="spellStart"/>
       <w:r>
         <w:rPr>
           <w:lang w:val="pl-PL"/>
@@ -4941,7 +5394,14 @@
         <w:rPr>
           <w:lang w:val="pl-PL"/>
         </w:rPr>
-        <w:t>ectron i aplikacja na Windows</w:t>
+        <w:t>ectron</w:t>
+      </w:r>
+      <w:proofErr w:type="spellEnd"/>
+      <w:r>
+        <w:rPr>
+          <w:lang w:val="pl-PL"/>
+        </w:rPr>
+        <w:t xml:space="preserve"> i aplikacja na Windows</w:t>
       </w:r>
       <w:bookmarkEnd w:id="10"/>
     </w:p>
@@ -4955,7 +5415,21 @@
         <w:rPr>
           <w:lang w:val="pl-PL"/>
         </w:rPr>
-        <w:t>Dodaj do projektu platformę electron:</w:t>
+        <w:t xml:space="preserve">Dodaj do projektu platformę </w:t>
+      </w:r>
+      <w:proofErr w:type="spellStart"/>
+      <w:r>
+        <w:rPr>
+          <w:lang w:val="pl-PL"/>
+        </w:rPr>
+        <w:t>electron</w:t>
+      </w:r>
+      <w:proofErr w:type="spellEnd"/>
+      <w:r>
+        <w:rPr>
+          <w:lang w:val="pl-PL"/>
+        </w:rPr>
+        <w:t>:</w:t>
       </w:r>
     </w:p>
     <w:p>
@@ -4969,17 +5443,36 @@
         <w:rPr>
           <w:lang w:val="en-US"/>
         </w:rPr>
-        <w:t>&gt; cordova platform add electron</w:t>
-      </w:r>
-    </w:p>
-    <w:p>
-      <w:pPr>
-        <w:rPr>
-          <w:lang w:val="pl-PL"/>
-        </w:rPr>
-      </w:pPr>
-      <w:r>
-        <w:t xml:space="preserve">Przejdź do Visual Studio Code. </w:t>
+        <w:t xml:space="preserve">&gt; </w:t>
+      </w:r>
+      <w:proofErr w:type="spellStart"/>
+      <w:r>
+        <w:rPr>
+          <w:lang w:val="en-US"/>
+        </w:rPr>
+        <w:t>cordova</w:t>
+      </w:r>
+      <w:proofErr w:type="spellEnd"/>
+      <w:r>
+        <w:rPr>
+          <w:lang w:val="en-US"/>
+        </w:rPr>
+        <w:t xml:space="preserve"> platform add electron</w:t>
+      </w:r>
+    </w:p>
+    <w:p>
+      <w:pPr>
+        <w:rPr>
+          <w:lang w:val="pl-PL"/>
+        </w:rPr>
+      </w:pPr>
+      <w:proofErr w:type="spellStart"/>
+      <w:r>
+        <w:t>Przejdź</w:t>
+      </w:r>
+      <w:proofErr w:type="spellEnd"/>
+      <w:r>
+        <w:t xml:space="preserve"> do Visual Studio Code. </w:t>
       </w:r>
       <w:r>
         <w:rPr>
@@ -5021,7 +5514,7 @@
         <w:rPr>
           <w:rStyle w:val="inline-code"/>
         </w:rPr>
-        <w:t>00000</w:t>
+        <w:t>57780</w:t>
       </w:r>
       <w:r>
         <w:rPr>
@@ -5041,12 +5534,16 @@
         </w:rPr>
         <w:t xml:space="preserve">utwórz plik </w:t>
       </w:r>
+      <w:proofErr w:type="spellStart"/>
+      <w:proofErr w:type="gramStart"/>
       <w:r>
         <w:rPr>
           <w:rStyle w:val="inline-code"/>
         </w:rPr>
         <w:t>build.json</w:t>
       </w:r>
+      <w:proofErr w:type="spellEnd"/>
+      <w:proofErr w:type="gramEnd"/>
       <w:r>
         <w:rPr>
           <w:lang w:val="pl-PL"/>
@@ -5067,7 +5564,15 @@
         <w:pStyle w:val="block-code"/>
       </w:pPr>
       <w:r>
-        <w:t xml:space="preserve">  "electron": {</w:t>
+        <w:t xml:space="preserve">  "</w:t>
+      </w:r>
+      <w:proofErr w:type="spellStart"/>
+      <w:r>
+        <w:t>electron</w:t>
+      </w:r>
+      <w:proofErr w:type="spellEnd"/>
+      <w:r>
+        <w:t>": {</w:t>
       </w:r>
     </w:p>
     <w:p>
@@ -5075,7 +5580,15 @@
         <w:pStyle w:val="block-code"/>
       </w:pPr>
       <w:r>
-        <w:t xml:space="preserve">    "windows": {</w:t>
+        <w:t xml:space="preserve">    "</w:t>
+      </w:r>
+      <w:proofErr w:type="spellStart"/>
+      <w:r>
+        <w:t>windows</w:t>
+      </w:r>
+      <w:proofErr w:type="spellEnd"/>
+      <w:r>
+        <w:t>": {</w:t>
       </w:r>
     </w:p>
     <w:p>
@@ -5083,7 +5596,15 @@
         <w:pStyle w:val="block-code"/>
       </w:pPr>
       <w:r>
-        <w:t xml:space="preserve">      "package": [</w:t>
+        <w:t xml:space="preserve">      "</w:t>
+      </w:r>
+      <w:proofErr w:type="spellStart"/>
+      <w:r>
+        <w:t>package</w:t>
+      </w:r>
+      <w:proofErr w:type="spellEnd"/>
+      <w:r>
+        <w:t>": [</w:t>
       </w:r>
     </w:p>
     <w:p>
@@ -5136,7 +5657,21 @@
         <w:rPr>
           <w:lang w:val="pl-PL"/>
         </w:rPr>
-        <w:t xml:space="preserve">Przy budowie aplikacji, biblioteka Electron tworzyć będzie </w:t>
+        <w:t xml:space="preserve">Przy budowie aplikacji, biblioteka </w:t>
+      </w:r>
+      <w:proofErr w:type="spellStart"/>
+      <w:r>
+        <w:rPr>
+          <w:lang w:val="pl-PL"/>
+        </w:rPr>
+        <w:t>Electron</w:t>
+      </w:r>
+      <w:proofErr w:type="spellEnd"/>
+      <w:r>
+        <w:rPr>
+          <w:lang w:val="pl-PL"/>
+        </w:rPr>
+        <w:t xml:space="preserve"> tworzyć będzie </w:t>
       </w:r>
       <w:r>
         <w:rPr>
@@ -5144,10 +5679,10 @@
         </w:rPr>
         <w:t xml:space="preserve">archiwum ZIP z projektem, zamiast instalatora. Dostępne postaci pakietów instalacyjnych opisane są tutaj: </w:t>
       </w:r>
-      <w:hyperlink r:id="rId18" w:anchor="adding-a-package" w:history="1">
+      <w:hyperlink r:id="rId21" w:anchor="adding-a-package" w:history="1">
         <w:r>
           <w:rPr>
-            <w:rStyle w:val="Hipercze"/>
+            <w:rStyle w:val="Hyperlink"/>
             <w:lang w:val="pl-PL"/>
           </w:rPr>
           <w:t>https://cordova.apache.org/docs/en/12.x/guide/platforms/electron/index.html#adding-a-package</w:t>
@@ -5172,6 +5707,7 @@
         </w:rPr>
         <w:t xml:space="preserve">Uruchom teraz emulację aplikacji </w:t>
       </w:r>
+      <w:proofErr w:type="spellStart"/>
       <w:r>
         <w:rPr>
           <w:lang w:val="pl-PL"/>
@@ -5182,7 +5718,14 @@
         <w:rPr>
           <w:lang w:val="pl-PL"/>
         </w:rPr>
-        <w:t>lectron:</w:t>
+        <w:t>lectron</w:t>
+      </w:r>
+      <w:proofErr w:type="spellEnd"/>
+      <w:r>
+        <w:rPr>
+          <w:lang w:val="pl-PL"/>
+        </w:rPr>
+        <w:t>:</w:t>
       </w:r>
     </w:p>
     <w:p>
@@ -5190,14 +5733,43 @@
         <w:pStyle w:val="block-code"/>
       </w:pPr>
       <w:r>
-        <w:t xml:space="preserve">&gt; cordova emulate electron </w:t>
+        <w:t xml:space="preserve">&gt; </w:t>
+      </w:r>
+      <w:proofErr w:type="spellStart"/>
+      <w:r>
+        <w:t>cordova</w:t>
+      </w:r>
+      <w:proofErr w:type="spellEnd"/>
+      <w:r>
+        <w:t xml:space="preserve"> </w:t>
+      </w:r>
+      <w:proofErr w:type="spellStart"/>
+      <w:r>
+        <w:t>emulate</w:t>
+      </w:r>
+      <w:proofErr w:type="spellEnd"/>
+      <w:r>
+        <w:t xml:space="preserve"> </w:t>
+      </w:r>
+      <w:proofErr w:type="spellStart"/>
+      <w:r>
+        <w:t>electron</w:t>
+      </w:r>
+      <w:proofErr w:type="spellEnd"/>
+      <w:r>
+        <w:t xml:space="preserve"> </w:t>
       </w:r>
       <w:r>
         <w:t>-</w:t>
       </w:r>
       <w:r>
-        <w:t>–nobuild</w:t>
-      </w:r>
+        <w:t>–</w:t>
+      </w:r>
+      <w:proofErr w:type="spellStart"/>
+      <w:r>
+        <w:t>nobuild</w:t>
+      </w:r>
+      <w:proofErr w:type="spellEnd"/>
     </w:p>
     <w:p>
       <w:pPr>
@@ -5216,17 +5788,32 @@
         <w:rPr>
           <w:lang w:val="pl-PL"/>
         </w:rPr>
-        <w:t>aplikacja Electron:</w:t>
-      </w:r>
-    </w:p>
-    <w:p>
-      <w:pPr>
-        <w:rPr>
-          <w:lang w:val="pl-PL"/>
-        </w:rPr>
-      </w:pPr>
-      <w:r>
-        <w:rPr>
+        <w:t xml:space="preserve">aplikacja </w:t>
+      </w:r>
+      <w:proofErr w:type="spellStart"/>
+      <w:r>
+        <w:rPr>
+          <w:lang w:val="pl-PL"/>
+        </w:rPr>
+        <w:t>Electron</w:t>
+      </w:r>
+      <w:proofErr w:type="spellEnd"/>
+      <w:r>
+        <w:rPr>
+          <w:lang w:val="pl-PL"/>
+        </w:rPr>
+        <w:t>:</w:t>
+      </w:r>
+    </w:p>
+    <w:p>
+      <w:pPr>
+        <w:rPr>
+          <w:lang w:val="pl-PL"/>
+        </w:rPr>
+      </w:pPr>
+      <w:r>
+        <w:rPr>
+          <w:noProof/>
           <w:lang w:val="pl-PL"/>
         </w:rPr>
         <w:drawing>
@@ -5245,7 +5832,7 @@
                     <pic:cNvPicPr/>
                   </pic:nvPicPr>
                   <pic:blipFill>
-                    <a:blip r:embed="rId19"/>
+                    <a:blip r:embed="rId22"/>
                     <a:stretch>
                       <a:fillRect/>
                     </a:stretch>
@@ -5278,14 +5865,32 @@
         <w:pStyle w:val="Zadanie"/>
       </w:pPr>
       <w:r>
-        <w:t>Wstaw zrzut ekranu uruchomionej aplikacji Electron</w:t>
-      </w:r>
+        <w:t xml:space="preserve">Wstaw zrzut ekranu uruchomionej aplikacji </w:t>
+      </w:r>
+      <w:proofErr w:type="spellStart"/>
+      <w:r>
+        <w:t>Electron</w:t>
+      </w:r>
+      <w:proofErr w:type="spellEnd"/>
       <w:r>
         <w:t xml:space="preserve">. </w:t>
       </w:r>
       <w:r>
-        <w:t>Upewnij się że widoczne będzie całe okno wraz z ikoną Apache Cordova</w:t>
-      </w:r>
+        <w:t xml:space="preserve">Upewnij </w:t>
+      </w:r>
+      <w:proofErr w:type="gramStart"/>
+      <w:r>
+        <w:t>się</w:t>
+      </w:r>
+      <w:proofErr w:type="gramEnd"/>
+      <w:r>
+        <w:t xml:space="preserve"> że widoczne będzie całe okno wraz z ikoną Apache </w:t>
+      </w:r>
+      <w:proofErr w:type="spellStart"/>
+      <w:r>
+        <w:t>Cordova</w:t>
+      </w:r>
+      <w:proofErr w:type="spellEnd"/>
       <w:r>
         <w:t xml:space="preserve"> </w:t>
       </w:r>
@@ -5309,7 +5914,7 @@
                     <pic:cNvPicPr/>
                   </pic:nvPicPr>
                   <pic:blipFill>
-                    <a:blip r:embed="rId20"/>
+                    <a:blip r:embed="rId23"/>
                     <a:stretch>
                       <a:fillRect/>
                     </a:stretch>
@@ -5365,7 +5970,7 @@
                     </pic:cNvPicPr>
                   </pic:nvPicPr>
                   <pic:blipFill>
-                    <a:blip r:embed="rId9">
+                    <a:blip r:embed="rId12">
                       <a:extLst>
                         <a:ext uri="{28A0092B-C50C-407E-A947-70E740481C1C}">
                           <a14:useLocalDpi xmlns:a14="http://schemas.microsoft.com/office/drawing/2010/main" val="0"/>
@@ -5407,13 +6012,37 @@
         <w:pStyle w:val="Zadanie"/>
       </w:pPr>
       <w:r>
-        <w:t xml:space="preserve">Zamknij narzędzia deweloperske (panel z prawej strony) i wyszukaj prognozę pogody. </w:t>
-      </w:r>
-      <w:r>
-        <w:t>Upewnij się że widoczne będzie całe okno wraz z ikoną Apache</w:t>
-      </w:r>
-      <w:r>
-        <w:t xml:space="preserve"> Cordova. </w:t>
+        <w:t xml:space="preserve">Zamknij narzędzia </w:t>
+      </w:r>
+      <w:proofErr w:type="spellStart"/>
+      <w:r>
+        <w:t>deweloperske</w:t>
+      </w:r>
+      <w:proofErr w:type="spellEnd"/>
+      <w:r>
+        <w:t xml:space="preserve"> (panel z prawej strony) i wyszukaj prognozę pogody. </w:t>
+      </w:r>
+      <w:r>
+        <w:t xml:space="preserve">Upewnij </w:t>
+      </w:r>
+      <w:proofErr w:type="gramStart"/>
+      <w:r>
+        <w:t>się</w:t>
+      </w:r>
+      <w:proofErr w:type="gramEnd"/>
+      <w:r>
+        <w:t xml:space="preserve"> że widoczne będzie całe okno wraz z ikoną Apache</w:t>
+      </w:r>
+      <w:r>
+        <w:t xml:space="preserve"> </w:t>
+      </w:r>
+      <w:proofErr w:type="spellStart"/>
+      <w:r>
+        <w:t>Cordova</w:t>
+      </w:r>
+      <w:proofErr w:type="spellEnd"/>
+      <w:r>
+        <w:t xml:space="preserve">. </w:t>
       </w:r>
       <w:r>
         <w:t>Wstaw zrzut ekranu:</w:t>
@@ -5451,7 +6080,7 @@
                     </pic:cNvPicPr>
                   </pic:nvPicPr>
                   <pic:blipFill>
-                    <a:blip r:embed="rId9">
+                    <a:blip r:embed="rId12">
                       <a:extLst>
                         <a:ext uri="{28A0092B-C50C-407E-A947-70E740481C1C}">
                           <a14:useLocalDpi xmlns:a14="http://schemas.microsoft.com/office/drawing/2010/main" val="0"/>
@@ -5490,7 +6119,7 @@
     </w:p>
     <w:tbl>
       <w:tblPr>
-        <w:tblStyle w:val="Tabela-Siatka"/>
+        <w:tblStyle w:val="TableGrid"/>
         <w:tblW w:w="5000" w:type="pct"/>
         <w:tblLook w:val="04A0" w:firstRow="1" w:lastRow="0" w:firstColumn="1" w:lastColumn="0" w:noHBand="0" w:noVBand="1"/>
       </w:tblPr>
@@ -5558,19 +6187,35 @@
     </w:p>
     <w:p>
       <w:pPr>
-        <w:pStyle w:val="Nagwek1"/>
+        <w:pStyle w:val="Heading1"/>
         <w:rPr>
           <w:lang w:val="pl-PL"/>
         </w:rPr>
       </w:pPr>
       <w:bookmarkStart w:id="11" w:name="_Toc229606580"/>
-      <w:r>
-        <w:rPr>
-          <w:lang w:val="pl-PL"/>
-        </w:rPr>
-        <w:t>Debuggowanie aplikacji Electron</w:t>
+      <w:proofErr w:type="spellStart"/>
+      <w:r>
+        <w:rPr>
+          <w:lang w:val="pl-PL"/>
+        </w:rPr>
+        <w:t>Debuggowanie</w:t>
+      </w:r>
+      <w:proofErr w:type="spellEnd"/>
+      <w:r>
+        <w:rPr>
+          <w:lang w:val="pl-PL"/>
+        </w:rPr>
+        <w:t xml:space="preserve"> aplikacji </w:t>
+      </w:r>
+      <w:proofErr w:type="spellStart"/>
+      <w:r>
+        <w:rPr>
+          <w:lang w:val="pl-PL"/>
+        </w:rPr>
+        <w:t>Electron</w:t>
       </w:r>
       <w:bookmarkEnd w:id="11"/>
+      <w:proofErr w:type="spellEnd"/>
     </w:p>
     <w:p>
       <w:pPr>
@@ -5594,11 +6239,54 @@
         <w:rPr>
           <w:lang w:val="pl-PL"/>
         </w:rPr>
-        <w:t>likacji electron. W narzędziach deweloperskich (panel z prawej strony), wybierz zakładkę „Sources”. Znajdź kod JS odpowiedzialny za pobranie bieżącej prognozy pogody i ustaw pułapkę (ang. breakpoint) na linii odpowiedniej funkcji. Wyszukaj prognozę pogody. Upewnij się, że pułapka się aktywowała.</w:t>
+        <w:t xml:space="preserve">likacji </w:t>
+      </w:r>
+      <w:proofErr w:type="spellStart"/>
+      <w:r>
+        <w:rPr>
+          <w:lang w:val="pl-PL"/>
+        </w:rPr>
+        <w:t>electron</w:t>
+      </w:r>
+      <w:proofErr w:type="spellEnd"/>
+      <w:r>
+        <w:rPr>
+          <w:lang w:val="pl-PL"/>
+        </w:rPr>
+        <w:t>. W narzędziach deweloperskich (panel z prawej strony), wybierz zakładkę „</w:t>
+      </w:r>
+      <w:proofErr w:type="spellStart"/>
+      <w:r>
+        <w:rPr>
+          <w:lang w:val="pl-PL"/>
+        </w:rPr>
+        <w:t>Sources</w:t>
+      </w:r>
+      <w:proofErr w:type="spellEnd"/>
+      <w:r>
+        <w:rPr>
+          <w:lang w:val="pl-PL"/>
+        </w:rPr>
+        <w:t xml:space="preserve">”. Znajdź kod JS odpowiedzialny za pobranie bieżącej prognozy pogody i ustaw pułapkę (ang. </w:t>
+      </w:r>
+      <w:proofErr w:type="spellStart"/>
+      <w:r>
+        <w:rPr>
+          <w:lang w:val="pl-PL"/>
+        </w:rPr>
+        <w:t>breakpoint</w:t>
+      </w:r>
+      <w:proofErr w:type="spellEnd"/>
+      <w:r>
+        <w:rPr>
+          <w:lang w:val="pl-PL"/>
+        </w:rPr>
+        <w:t>) na linii odpowiedniej funkcji. Wyszukaj prognozę pogody. Upewnij się, że pułapka się aktywowała.</w:t>
       </w:r>
       <w:r>
         <w:rPr>
           <w:noProof/>
+          <w:lang w:val="pl-PL"/>
         </w:rPr>
         <w:t xml:space="preserve"> </w:t>
       </w:r>
@@ -5609,7 +6297,23 @@
       </w:pPr>
       <w:r>
         <w:lastRenderedPageBreak/>
-        <w:t>Wstaw zrzut ekranu całości okienka electron z aplikacją zatrzymaną na breakpoincie:</w:t>
+        <w:t xml:space="preserve">Wstaw zrzut ekranu całości okienka </w:t>
+      </w:r>
+      <w:proofErr w:type="spellStart"/>
+      <w:r>
+        <w:t>electron</w:t>
+      </w:r>
+      <w:proofErr w:type="spellEnd"/>
+      <w:r>
+        <w:t xml:space="preserve"> z aplikacją zatrzymaną na </w:t>
+      </w:r>
+      <w:proofErr w:type="spellStart"/>
+      <w:r>
+        <w:t>breakpoincie</w:t>
+      </w:r>
+      <w:proofErr w:type="spellEnd"/>
+      <w:r>
+        <w:t>:</w:t>
       </w:r>
     </w:p>
     <w:p>
@@ -5648,7 +6352,7 @@
                     </pic:cNvPicPr>
                   </pic:nvPicPr>
                   <pic:blipFill>
-                    <a:blip r:embed="rId9">
+                    <a:blip r:embed="rId12">
                       <a:extLst>
                         <a:ext uri="{28A0092B-C50C-407E-A947-70E740481C1C}">
                           <a14:useLocalDpi xmlns:a14="http://schemas.microsoft.com/office/drawing/2010/main" val="0"/>
@@ -5698,15 +6402,28 @@
         <w:pStyle w:val="Zadanie"/>
       </w:pPr>
       <w:r>
-        <w:t>- nad treścią aplikacji informacja, że wykonanie zostało wstrzymane w debuggerze</w:t>
-      </w:r>
+        <w:t xml:space="preserve">- nad treścią aplikacji informacja, że wykonanie zostało wstrzymane w </w:t>
+      </w:r>
+      <w:proofErr w:type="spellStart"/>
+      <w:r>
+        <w:t>debuggerze</w:t>
+      </w:r>
+      <w:proofErr w:type="spellEnd"/>
     </w:p>
     <w:p>
       <w:pPr>
         <w:pStyle w:val="Zadanie"/>
       </w:pPr>
       <w:r>
-        <w:t>- debugger zatrzymany na pułapce (linia podświetlona na niebiesko</w:t>
+        <w:t xml:space="preserve">- </w:t>
+      </w:r>
+      <w:proofErr w:type="spellStart"/>
+      <w:r>
+        <w:t>debugger</w:t>
+      </w:r>
+      <w:proofErr w:type="spellEnd"/>
+      <w:r>
+        <w:t xml:space="preserve"> zatrzymany na pułapce (linia podświetlona na niebiesko</w:t>
       </w:r>
       <w:r>
         <w:t xml:space="preserve"> / żółto</w:t>
@@ -5723,12 +6440,20 @@
         <w:t xml:space="preserve">- </w:t>
       </w:r>
       <w:r>
-        <w:t>w okienku Scope widoczne są wartości zmiennych</w:t>
+        <w:t xml:space="preserve">w okienku </w:t>
+      </w:r>
+      <w:proofErr w:type="spellStart"/>
+      <w:r>
+        <w:t>Scope</w:t>
+      </w:r>
+      <w:proofErr w:type="spellEnd"/>
+      <w:r>
+        <w:t xml:space="preserve"> widoczne są wartości zmiennych</w:t>
       </w:r>
     </w:p>
     <w:tbl>
       <w:tblPr>
-        <w:tblStyle w:val="Tabela-Siatka"/>
+        <w:tblStyle w:val="TableGrid"/>
         <w:tblW w:w="5000" w:type="pct"/>
         <w:tblLook w:val="04A0" w:firstRow="1" w:lastRow="0" w:firstColumn="1" w:lastColumn="0" w:noHBand="0" w:noVBand="1"/>
       </w:tblPr>
@@ -5789,7 +6514,7 @@
     </w:tbl>
     <w:p>
       <w:pPr>
-        <w:pStyle w:val="Nagwek1"/>
+        <w:pStyle w:val="Heading1"/>
         <w:rPr>
           <w:lang w:val="pl-PL"/>
         </w:rPr>
@@ -5801,6 +6526,7 @@
         </w:rPr>
         <w:t xml:space="preserve">Dostosowanie aplikacji </w:t>
       </w:r>
+      <w:proofErr w:type="spellStart"/>
       <w:r>
         <w:rPr>
           <w:lang w:val="pl-PL"/>
@@ -5814,25 +6540,48 @@
         <w:t>lectron</w:t>
       </w:r>
       <w:bookmarkEnd w:id="12"/>
-    </w:p>
-    <w:p>
-      <w:pPr>
-        <w:rPr>
-          <w:lang w:val="pl-PL"/>
-        </w:rPr>
-      </w:pPr>
-      <w:r>
-        <w:rPr>
-          <w:lang w:val="pl-PL"/>
-        </w:rPr>
-        <w:t xml:space="preserve">W Visual Studio Code utwórz w projekcie podkatalog </w:t>
-      </w:r>
-      <w:r>
-        <w:rPr>
-          <w:rStyle w:val="inline-code"/>
-        </w:rPr>
-        <w:t>res\electron</w:t>
-      </w:r>
+      <w:proofErr w:type="spellEnd"/>
+    </w:p>
+    <w:p>
+      <w:pPr>
+        <w:rPr>
+          <w:lang w:val="pl-PL"/>
+        </w:rPr>
+      </w:pPr>
+      <w:r>
+        <w:rPr>
+          <w:lang w:val="pl-PL"/>
+        </w:rPr>
+        <w:t xml:space="preserve">W Visual Studio </w:t>
+      </w:r>
+      <w:proofErr w:type="spellStart"/>
+      <w:r>
+        <w:rPr>
+          <w:lang w:val="pl-PL"/>
+        </w:rPr>
+        <w:t>Code</w:t>
+      </w:r>
+      <w:proofErr w:type="spellEnd"/>
+      <w:r>
+        <w:rPr>
+          <w:lang w:val="pl-PL"/>
+        </w:rPr>
+        <w:t xml:space="preserve"> utwórz w projekcie podkatalog </w:t>
+      </w:r>
+      <w:r>
+        <w:rPr>
+          <w:rStyle w:val="inline-code"/>
+        </w:rPr>
+        <w:t>res\</w:t>
+      </w:r>
+      <w:proofErr w:type="spellStart"/>
+      <w:r>
+        <w:rPr>
+          <w:rStyle w:val="inline-code"/>
+        </w:rPr>
+        <w:t>electron</w:t>
+      </w:r>
+      <w:proofErr w:type="spellEnd"/>
       <w:r>
         <w:rPr>
           <w:lang w:val="pl-PL"/>
@@ -5944,13 +6693,35 @@
         <w:rPr>
           <w:rStyle w:val="inline-code"/>
         </w:rPr>
-        <w:t>res\electron</w:t>
-      </w:r>
-      <w:r>
-        <w:rPr>
-          <w:lang w:val="pl-PL"/>
-        </w:rPr>
-        <w:t>, a następnie w pliku config.xml skonfiguruj ikonę dla platformy electron, przykładowo:</w:t>
+        <w:t>res\</w:t>
+      </w:r>
+      <w:proofErr w:type="spellStart"/>
+      <w:r>
+        <w:rPr>
+          <w:rStyle w:val="inline-code"/>
+        </w:rPr>
+        <w:t>electron</w:t>
+      </w:r>
+      <w:proofErr w:type="spellEnd"/>
+      <w:r>
+        <w:rPr>
+          <w:lang w:val="pl-PL"/>
+        </w:rPr>
+        <w:t xml:space="preserve">, a następnie w pliku config.xml skonfiguruj ikonę dla platformy </w:t>
+      </w:r>
+      <w:proofErr w:type="spellStart"/>
+      <w:r>
+        <w:rPr>
+          <w:lang w:val="pl-PL"/>
+        </w:rPr>
+        <w:t>electron</w:t>
+      </w:r>
+      <w:proofErr w:type="spellEnd"/>
+      <w:r>
+        <w:rPr>
+          <w:lang w:val="pl-PL"/>
+        </w:rPr>
+        <w:t>, przykładowo:</w:t>
       </w:r>
     </w:p>
     <w:p>
@@ -5978,7 +6749,21 @@
         <w:rPr>
           <w:lang w:val="en-US"/>
         </w:rPr>
-        <w:t xml:space="preserve">    &lt;icon src="res/electron/cloud-sun.png" /&gt;</w:t>
+        <w:t xml:space="preserve">    &lt;icon </w:t>
+      </w:r>
+      <w:proofErr w:type="spellStart"/>
+      <w:r>
+        <w:rPr>
+          <w:lang w:val="en-US"/>
+        </w:rPr>
+        <w:t>src</w:t>
+      </w:r>
+      <w:proofErr w:type="spellEnd"/>
+      <w:r>
+        <w:rPr>
+          <w:lang w:val="en-US"/>
+        </w:rPr>
+        <w:t>="res/electron/cloud-sun.png" /&gt;</w:t>
       </w:r>
     </w:p>
     <w:p>
@@ -6005,8 +6790,30 @@
         <w:rPr>
           <w:rStyle w:val="inline-code"/>
         </w:rPr>
-        <w:t>res\electron\settings.json</w:t>
-      </w:r>
+        <w:t>res\</w:t>
+      </w:r>
+      <w:proofErr w:type="spellStart"/>
+      <w:r>
+        <w:rPr>
+          <w:rStyle w:val="inline-code"/>
+        </w:rPr>
+        <w:t>electron</w:t>
+      </w:r>
+      <w:proofErr w:type="spellEnd"/>
+      <w:r>
+        <w:rPr>
+          <w:rStyle w:val="inline-code"/>
+        </w:rPr>
+        <w:t>\</w:t>
+      </w:r>
+      <w:proofErr w:type="spellStart"/>
+      <w:r>
+        <w:rPr>
+          <w:rStyle w:val="inline-code"/>
+        </w:rPr>
+        <w:t>settings.json</w:t>
+      </w:r>
+      <w:proofErr w:type="spellEnd"/>
       <w:r>
         <w:rPr>
           <w:lang w:val="pl-PL"/>
@@ -6051,7 +6858,21 @@
         <w:rPr>
           <w:lang w:val="en-US"/>
         </w:rPr>
-        <w:t xml:space="preserve">    &lt;icon src="res/electron/cloud-sun.png" /&gt;</w:t>
+        <w:t xml:space="preserve">    &lt;icon </w:t>
+      </w:r>
+      <w:proofErr w:type="spellStart"/>
+      <w:r>
+        <w:rPr>
+          <w:lang w:val="en-US"/>
+        </w:rPr>
+        <w:t>src</w:t>
+      </w:r>
+      <w:proofErr w:type="spellEnd"/>
+      <w:r>
+        <w:rPr>
+          <w:lang w:val="en-US"/>
+        </w:rPr>
+        <w:t>="res/electron/cloud-sun.png" /&gt;</w:t>
       </w:r>
     </w:p>
     <w:p>
@@ -6072,7 +6893,39 @@
           <w:highlight w:val="yellow"/>
           <w:lang w:val="en-US"/>
         </w:rPr>
-        <w:t>&lt;preference name="ElectronSettingsFilePath" value="res/electron/settings.json" /&gt;</w:t>
+        <w:t>&lt;preference name="</w:t>
+      </w:r>
+      <w:proofErr w:type="spellStart"/>
+      <w:r>
+        <w:rPr>
+          <w:highlight w:val="yellow"/>
+          <w:lang w:val="en-US"/>
+        </w:rPr>
+        <w:t>ElectronSettingsFilePath</w:t>
+      </w:r>
+      <w:proofErr w:type="spellEnd"/>
+      <w:r>
+        <w:rPr>
+          <w:highlight w:val="yellow"/>
+          <w:lang w:val="en-US"/>
+        </w:rPr>
+        <w:t>" value="res/electron/</w:t>
+      </w:r>
+      <w:proofErr w:type="spellStart"/>
+      <w:r>
+        <w:rPr>
+          <w:highlight w:val="yellow"/>
+          <w:lang w:val="en-US"/>
+        </w:rPr>
+        <w:t>settings.json</w:t>
+      </w:r>
+      <w:proofErr w:type="spellEnd"/>
+      <w:r>
+        <w:rPr>
+          <w:highlight w:val="yellow"/>
+          <w:lang w:val="en-US"/>
+        </w:rPr>
+        <w:t>" /&gt;</w:t>
       </w:r>
     </w:p>
     <w:p>
@@ -6095,22 +6948,26 @@
         </w:rPr>
         <w:t xml:space="preserve">W pliku </w:t>
       </w:r>
+      <w:proofErr w:type="spellStart"/>
+      <w:proofErr w:type="gramStart"/>
       <w:r>
         <w:rPr>
           <w:rStyle w:val="inline-code"/>
         </w:rPr>
         <w:t>settings.json</w:t>
       </w:r>
+      <w:proofErr w:type="spellEnd"/>
+      <w:proofErr w:type="gramEnd"/>
       <w:r>
         <w:rPr>
           <w:lang w:val="pl-PL"/>
         </w:rPr>
         <w:t xml:space="preserve"> dostosuj szerokość i wysokość aplikacji, a także ukryj menu. Dokumentacja: </w:t>
       </w:r>
-      <w:hyperlink r:id="rId21" w:anchor="customizing-the-application's-window-options" w:history="1">
+      <w:hyperlink r:id="rId24" w:anchor="customizing-the-application's-window-options" w:history="1">
         <w:r>
           <w:rPr>
-            <w:rStyle w:val="Hipercze"/>
+            <w:rStyle w:val="Hyperlink"/>
             <w:lang w:val="pl-PL"/>
           </w:rPr>
           <w:t>https://cordova.apache.org/docs/en/12.x/guide/platforms/electron/index.html#customizing-the-application's-window-options</w:t>
@@ -6135,12 +6992,16 @@
         </w:rPr>
         <w:t xml:space="preserve">Przykładowa zawartość pliku </w:t>
       </w:r>
+      <w:proofErr w:type="spellStart"/>
+      <w:proofErr w:type="gramStart"/>
       <w:r>
         <w:rPr>
           <w:rStyle w:val="inline-code"/>
         </w:rPr>
         <w:t>settings.json</w:t>
       </w:r>
+      <w:proofErr w:type="spellEnd"/>
+      <w:proofErr w:type="gramEnd"/>
       <w:r>
         <w:rPr>
           <w:lang w:val="pl-PL"/>
@@ -6173,7 +7034,21 @@
         <w:rPr>
           <w:lang w:val="en-US"/>
         </w:rPr>
-        <w:t xml:space="preserve">    "browserWindow": {</w:t>
+        <w:t xml:space="preserve">    "</w:t>
+      </w:r>
+      <w:proofErr w:type="spellStart"/>
+      <w:r>
+        <w:rPr>
+          <w:lang w:val="en-US"/>
+        </w:rPr>
+        <w:t>browserWindow</w:t>
+      </w:r>
+      <w:proofErr w:type="spellEnd"/>
+      <w:r>
+        <w:rPr>
+          <w:lang w:val="en-US"/>
+        </w:rPr>
+        <w:t>": {</w:t>
       </w:r>
     </w:p>
     <w:p>
@@ -6215,7 +7090,21 @@
         <w:rPr>
           <w:lang w:val="en-US"/>
         </w:rPr>
-        <w:t xml:space="preserve">        "autoHideMenuBar": true</w:t>
+        <w:t xml:space="preserve">        "</w:t>
+      </w:r>
+      <w:proofErr w:type="spellStart"/>
+      <w:r>
+        <w:rPr>
+          <w:lang w:val="en-US"/>
+        </w:rPr>
+        <w:t>autoHideMenuBar</w:t>
+      </w:r>
+      <w:proofErr w:type="spellEnd"/>
+      <w:r>
+        <w:rPr>
+          <w:lang w:val="en-US"/>
+        </w:rPr>
+        <w:t>": true</w:t>
       </w:r>
     </w:p>
     <w:p>
@@ -6262,8 +7151,16 @@
         <w:rPr>
           <w:rStyle w:val="inline-code"/>
         </w:rPr>
-        <w:t>--release</w:t>
-      </w:r>
+        <w:t>--</w:t>
+      </w:r>
+      <w:proofErr w:type="spellStart"/>
+      <w:r>
+        <w:rPr>
+          <w:rStyle w:val="inline-code"/>
+        </w:rPr>
+        <w:t>release</w:t>
+      </w:r>
+      <w:proofErr w:type="spellEnd"/>
       <w:r>
         <w:rPr>
           <w:lang w:val="pl-PL"/>
@@ -6335,10 +7232,10 @@
       <w:pPr>
         <w:pStyle w:val="Rada"/>
       </w:pPr>
-      <w:hyperlink r:id="rId22" w:history="1">
+      <w:hyperlink r:id="rId25" w:history="1">
         <w:r>
           <w:rPr>
-            <w:rStyle w:val="Hipercze"/>
+            <w:rStyle w:val="Hyperlink"/>
           </w:rPr>
           <w:t>https://stackoverflow.com/questions/78560953/i-am-get-this-error-while-build-my-electron-vite-project</w:t>
         </w:r>
@@ -6364,10 +7261,10 @@
       <w:r>
         <w:t xml:space="preserve">- pobierz plik </w:t>
       </w:r>
-      <w:hyperlink r:id="rId23" w:history="1">
+      <w:hyperlink r:id="rId26" w:history="1">
         <w:r>
           <w:rPr>
-            <w:rStyle w:val="Hipercze"/>
+            <w:rStyle w:val="Hyperlink"/>
           </w:rPr>
           <w:t>https://github.com/electron-userland/electron-builder-binaries/releases/download/winCodeSign-2.6.0/winCodeSign-2.6.0.7z</w:t>
         </w:r>
@@ -6447,12 +7344,16 @@
       <w:r>
         <w:t xml:space="preserve">Wstaw zrzut ekranu kodu pliku </w:t>
       </w:r>
+      <w:proofErr w:type="spellStart"/>
+      <w:proofErr w:type="gramStart"/>
       <w:r>
         <w:rPr>
           <w:rStyle w:val="inline-code"/>
         </w:rPr>
         <w:t>settings.json</w:t>
       </w:r>
+      <w:proofErr w:type="spellEnd"/>
+      <w:proofErr w:type="gramEnd"/>
       <w:r>
         <w:t>:</w:t>
       </w:r>
@@ -6489,7 +7390,7 @@
                     </pic:cNvPicPr>
                   </pic:nvPicPr>
                   <pic:blipFill>
-                    <a:blip r:embed="rId9">
+                    <a:blip r:embed="rId12">
                       <a:extLst>
                         <a:ext uri="{28A0092B-C50C-407E-A947-70E740481C1C}">
                           <a14:useLocalDpi xmlns:a14="http://schemas.microsoft.com/office/drawing/2010/main" val="0"/>
@@ -6575,7 +7476,7 @@
                     </pic:cNvPicPr>
                   </pic:nvPicPr>
                   <pic:blipFill>
-                    <a:blip r:embed="rId9">
+                    <a:blip r:embed="rId12">
                       <a:extLst>
                         <a:ext uri="{28A0092B-C50C-407E-A947-70E740481C1C}">
                           <a14:useLocalDpi xmlns:a14="http://schemas.microsoft.com/office/drawing/2010/main" val="0"/>
@@ -6661,7 +7562,7 @@
                     </pic:cNvPicPr>
                   </pic:nvPicPr>
                   <pic:blipFill>
-                    <a:blip r:embed="rId9">
+                    <a:blip r:embed="rId12">
                       <a:extLst>
                         <a:ext uri="{28A0092B-C50C-407E-A947-70E740481C1C}">
                           <a14:useLocalDpi xmlns:a14="http://schemas.microsoft.com/office/drawing/2010/main" val="0"/>
@@ -6720,9 +7621,11 @@
       <w:r>
         <w:t xml:space="preserve">WAŻNE!!! Użytkownicy </w:t>
       </w:r>
+      <w:proofErr w:type="spellStart"/>
       <w:r>
         <w:t>MacOS</w:t>
       </w:r>
+      <w:proofErr w:type="spellEnd"/>
       <w:r>
         <w:t xml:space="preserve"> </w:t>
       </w:r>
@@ -6733,7 +7636,15 @@
         <w:t xml:space="preserve"> </w:t>
       </w:r>
       <w:r>
-        <w:t>zrób zrzut ekranu w taki sposób, żeby ikonka uruchomionej aplikacji na pewno była widoczna – jeśli jest poza oknem – obejmij screenshotem cały ekran i zaznacz ikonkę.</w:t>
+        <w:t xml:space="preserve">zrób zrzut ekranu w taki sposób, żeby ikonka uruchomionej aplikacji na pewno była widoczna – jeśli jest poza oknem – obejmij </w:t>
+      </w:r>
+      <w:proofErr w:type="spellStart"/>
+      <w:r>
+        <w:t>screenshotem</w:t>
+      </w:r>
+      <w:proofErr w:type="spellEnd"/>
+      <w:r>
+        <w:t xml:space="preserve"> cały ekran i zaznacz ikonkę.</w:t>
       </w:r>
     </w:p>
     <w:p>
@@ -6769,7 +7680,7 @@
                     </pic:cNvPicPr>
                   </pic:nvPicPr>
                   <pic:blipFill>
-                    <a:blip r:embed="rId9">
+                    <a:blip r:embed="rId12">
                       <a:extLst>
                         <a:ext uri="{28A0092B-C50C-407E-A947-70E740481C1C}">
                           <a14:useLocalDpi xmlns:a14="http://schemas.microsoft.com/office/drawing/2010/main" val="0"/>
@@ -6808,7 +7719,7 @@
     </w:p>
     <w:tbl>
       <w:tblPr>
-        <w:tblStyle w:val="Tabela-Siatka"/>
+        <w:tblStyle w:val="TableGrid"/>
         <w:tblW w:w="5000" w:type="pct"/>
         <w:tblLook w:val="04A0" w:firstRow="1" w:lastRow="0" w:firstColumn="1" w:lastColumn="0" w:noHBand="0" w:noVBand="1"/>
       </w:tblPr>
@@ -6869,7 +7780,7 @@
     </w:tbl>
     <w:p>
       <w:pPr>
-        <w:pStyle w:val="Nagwek1"/>
+        <w:pStyle w:val="Heading1"/>
         <w:rPr>
           <w:lang w:val="pl-PL"/>
         </w:rPr>
@@ -6893,7 +7804,21 @@
         <w:rPr>
           <w:lang w:val="pl-PL"/>
         </w:rPr>
-        <w:t>Wykonaj polecenie budowy aplikacji Electron:</w:t>
+        <w:t xml:space="preserve">Wykonaj polecenie budowy aplikacji </w:t>
+      </w:r>
+      <w:proofErr w:type="spellStart"/>
+      <w:r>
+        <w:rPr>
+          <w:lang w:val="pl-PL"/>
+        </w:rPr>
+        <w:t>Electron</w:t>
+      </w:r>
+      <w:proofErr w:type="spellEnd"/>
+      <w:r>
+        <w:rPr>
+          <w:lang w:val="pl-PL"/>
+        </w:rPr>
+        <w:t>:</w:t>
       </w:r>
     </w:p>
     <w:p>
@@ -6907,17 +7832,52 @@
         <w:rPr>
           <w:lang w:val="en-US"/>
         </w:rPr>
-        <w:t>&gt; cordova build electron --release</w:t>
-      </w:r>
-    </w:p>
-    <w:p>
-      <w:pPr>
-        <w:rPr>
-          <w:lang w:val="pl-PL"/>
-        </w:rPr>
-      </w:pPr>
-      <w:r>
-        <w:t xml:space="preserve">Odczekaj kilka minut. </w:t>
+        <w:t xml:space="preserve">&gt; </w:t>
+      </w:r>
+      <w:proofErr w:type="spellStart"/>
+      <w:r>
+        <w:rPr>
+          <w:lang w:val="en-US"/>
+        </w:rPr>
+        <w:t>cordova</w:t>
+      </w:r>
+      <w:proofErr w:type="spellEnd"/>
+      <w:r>
+        <w:rPr>
+          <w:lang w:val="en-US"/>
+        </w:rPr>
+        <w:t xml:space="preserve"> build electron --release</w:t>
+      </w:r>
+    </w:p>
+    <w:p>
+      <w:pPr>
+        <w:rPr>
+          <w:lang w:val="pl-PL"/>
+        </w:rPr>
+      </w:pPr>
+      <w:proofErr w:type="spellStart"/>
+      <w:r>
+        <w:t>Odczekaj</w:t>
+      </w:r>
+      <w:proofErr w:type="spellEnd"/>
+      <w:r>
+        <w:t xml:space="preserve"> </w:t>
+      </w:r>
+      <w:proofErr w:type="spellStart"/>
+      <w:r>
+        <w:t>kilka</w:t>
+      </w:r>
+      <w:proofErr w:type="spellEnd"/>
+      <w:r>
+        <w:t xml:space="preserve"> </w:t>
+      </w:r>
+      <w:proofErr w:type="spellStart"/>
+      <w:r>
+        <w:t>minut</w:t>
+      </w:r>
+      <w:proofErr w:type="spellEnd"/>
+      <w:r>
+        <w:t xml:space="preserve">. </w:t>
       </w:r>
       <w:r>
         <w:rPr>
@@ -6929,8 +7889,44 @@
         <w:rPr>
           <w:rStyle w:val="inline-code"/>
         </w:rPr>
-        <w:t>\platforms\electron\build</w:t>
-      </w:r>
+        <w:t>\</w:t>
+      </w:r>
+      <w:proofErr w:type="spellStart"/>
+      <w:r>
+        <w:rPr>
+          <w:rStyle w:val="inline-code"/>
+        </w:rPr>
+        <w:t>platforms</w:t>
+      </w:r>
+      <w:proofErr w:type="spellEnd"/>
+      <w:r>
+        <w:rPr>
+          <w:rStyle w:val="inline-code"/>
+        </w:rPr>
+        <w:t>\</w:t>
+      </w:r>
+      <w:proofErr w:type="spellStart"/>
+      <w:r>
+        <w:rPr>
+          <w:rStyle w:val="inline-code"/>
+        </w:rPr>
+        <w:t>electron</w:t>
+      </w:r>
+      <w:proofErr w:type="spellEnd"/>
+      <w:r>
+        <w:rPr>
+          <w:rStyle w:val="inline-code"/>
+        </w:rPr>
+        <w:t>\</w:t>
+      </w:r>
+      <w:proofErr w:type="spellStart"/>
+      <w:r>
+        <w:rPr>
+          <w:rStyle w:val="inline-code"/>
+        </w:rPr>
+        <w:t>build</w:t>
+      </w:r>
+      <w:proofErr w:type="spellEnd"/>
       <w:r>
         <w:rPr>
           <w:lang w:val="pl-PL"/>
@@ -7020,7 +8016,7 @@
         <w:rPr>
           <w:rStyle w:val="inline-code"/>
         </w:rPr>
-        <w:t>Imię</w:t>
+        <w:t>Wojciech</w:t>
       </w:r>
       <w:r>
         <w:rPr>
@@ -7056,7 +8052,7 @@
         <w:rPr>
           <w:rStyle w:val="inline-code"/>
         </w:rPr>
-        <w:t>00000</w:t>
+        <w:t>57780</w:t>
       </w:r>
       <w:r>
         <w:rPr>
@@ -7138,12 +8134,42 @@
       <w:r>
         <w:t xml:space="preserve">Wstaw zrzut ekranu zawartości katalogu </w:t>
       </w:r>
-      <w:r>
-        <w:rPr>
-          <w:rStyle w:val="inline-code"/>
-        </w:rPr>
-        <w:t>platforms\electron\build</w:t>
-      </w:r>
+      <w:proofErr w:type="spellStart"/>
+      <w:r>
+        <w:rPr>
+          <w:rStyle w:val="inline-code"/>
+        </w:rPr>
+        <w:t>platforms</w:t>
+      </w:r>
+      <w:proofErr w:type="spellEnd"/>
+      <w:r>
+        <w:rPr>
+          <w:rStyle w:val="inline-code"/>
+        </w:rPr>
+        <w:t>\</w:t>
+      </w:r>
+      <w:proofErr w:type="spellStart"/>
+      <w:r>
+        <w:rPr>
+          <w:rStyle w:val="inline-code"/>
+        </w:rPr>
+        <w:t>electron</w:t>
+      </w:r>
+      <w:proofErr w:type="spellEnd"/>
+      <w:r>
+        <w:rPr>
+          <w:rStyle w:val="inline-code"/>
+        </w:rPr>
+        <w:t>\</w:t>
+      </w:r>
+      <w:proofErr w:type="spellStart"/>
+      <w:r>
+        <w:rPr>
+          <w:rStyle w:val="inline-code"/>
+        </w:rPr>
+        <w:t>build</w:t>
+      </w:r>
+      <w:proofErr w:type="spellEnd"/>
       <w:r>
         <w:t xml:space="preserve">. Zaznacz na zrzucie ekranu plik </w:t>
       </w:r>
@@ -7169,7 +8195,7 @@
         <w:rPr>
           <w:rStyle w:val="inline-code"/>
         </w:rPr>
-        <w:t>Imię</w:t>
+        <w:t>Wojciech</w:t>
       </w:r>
       <w:r>
         <w:rPr>
@@ -7205,7 +8231,7 @@
         <w:rPr>
           <w:rStyle w:val="inline-code"/>
         </w:rPr>
-        <w:t>00000</w:t>
+        <w:t>57780</w:t>
       </w:r>
       <w:r>
         <w:rPr>
@@ -7252,7 +8278,7 @@
                     </pic:cNvPicPr>
                   </pic:nvPicPr>
                   <pic:blipFill>
-                    <a:blip r:embed="rId9">
+                    <a:blip r:embed="rId12">
                       <a:extLst>
                         <a:ext uri="{28A0092B-C50C-407E-A947-70E740481C1C}">
                           <a14:useLocalDpi xmlns:a14="http://schemas.microsoft.com/office/drawing/2010/main" val="0"/>
@@ -7321,7 +8347,7 @@
         <w:rPr>
           <w:rStyle w:val="inline-code"/>
         </w:rPr>
-        <w:t>Imię</w:t>
+        <w:t>Wojciech</w:t>
       </w:r>
       <w:r>
         <w:rPr>
@@ -7357,7 +8383,7 @@
         <w:rPr>
           <w:rStyle w:val="inline-code"/>
         </w:rPr>
-        <w:t>00000</w:t>
+        <w:t>57780</w:t>
       </w:r>
       <w:r>
         <w:rPr>
@@ -7413,7 +8439,7 @@
                     </pic:cNvPicPr>
                   </pic:nvPicPr>
                   <pic:blipFill>
-                    <a:blip r:embed="rId9">
+                    <a:blip r:embed="rId12">
                       <a:extLst>
                         <a:ext uri="{28A0092B-C50C-407E-A947-70E740481C1C}">
                           <a14:useLocalDpi xmlns:a14="http://schemas.microsoft.com/office/drawing/2010/main" val="0"/>
@@ -7490,7 +8516,7 @@
                     </pic:cNvPicPr>
                   </pic:nvPicPr>
                   <pic:blipFill>
-                    <a:blip r:embed="rId9">
+                    <a:blip r:embed="rId12">
                       <a:extLst>
                         <a:ext uri="{28A0092B-C50C-407E-A947-70E740481C1C}">
                           <a14:useLocalDpi xmlns:a14="http://schemas.microsoft.com/office/drawing/2010/main" val="0"/>
@@ -7568,7 +8594,7 @@
                     </pic:cNvPicPr>
                   </pic:nvPicPr>
                   <pic:blipFill>
-                    <a:blip r:embed="rId9">
+                    <a:blip r:embed="rId12">
                       <a:extLst>
                         <a:ext uri="{28A0092B-C50C-407E-A947-70E740481C1C}">
                           <a14:useLocalDpi xmlns:a14="http://schemas.microsoft.com/office/drawing/2010/main" val="0"/>
@@ -7607,7 +8633,7 @@
     </w:p>
     <w:tbl>
       <w:tblPr>
-        <w:tblStyle w:val="Tabela-Siatka"/>
+        <w:tblStyle w:val="TableGrid"/>
         <w:tblW w:w="5000" w:type="pct"/>
         <w:tblLook w:val="04A0" w:firstRow="1" w:lastRow="0" w:firstColumn="1" w:lastColumn="0" w:noHBand="0" w:noVBand="1"/>
       </w:tblPr>
@@ -7675,7 +8701,7 @@
     </w:p>
     <w:p>
       <w:pPr>
-        <w:pStyle w:val="Nagwek1"/>
+        <w:pStyle w:val="Heading1"/>
         <w:rPr>
           <w:lang w:val="pl-PL"/>
         </w:rPr>
@@ -7683,11 +8709,19 @@
       <w:bookmarkStart w:id="14" w:name="_Toc146283472"/>
       <w:bookmarkStart w:id="15" w:name="_Toc229606583"/>
       <w:bookmarkEnd w:id="5"/>
-      <w:r>
-        <w:rPr>
-          <w:lang w:val="pl-PL"/>
-        </w:rPr>
-        <w:t>Commit projektu do GIT</w:t>
+      <w:proofErr w:type="spellStart"/>
+      <w:r>
+        <w:rPr>
+          <w:lang w:val="pl-PL"/>
+        </w:rPr>
+        <w:t>Commit</w:t>
+      </w:r>
+      <w:proofErr w:type="spellEnd"/>
+      <w:r>
+        <w:rPr>
+          <w:lang w:val="pl-PL"/>
+        </w:rPr>
+        <w:t xml:space="preserve"> projektu do GIT</w:t>
       </w:r>
       <w:bookmarkEnd w:id="14"/>
       <w:bookmarkEnd w:id="15"/>
@@ -7700,11 +8734,33 @@
           <w:lang w:val="pl-PL"/>
         </w:rPr>
       </w:pPr>
-      <w:r>
-        <w:rPr>
-          <w:lang w:val="pl-PL"/>
-        </w:rPr>
-        <w:t xml:space="preserve">Zacommituj i pushnij </w:t>
+      <w:proofErr w:type="spellStart"/>
+      <w:r>
+        <w:rPr>
+          <w:lang w:val="pl-PL"/>
+        </w:rPr>
+        <w:t>Zacommituj</w:t>
+      </w:r>
+      <w:proofErr w:type="spellEnd"/>
+      <w:r>
+        <w:rPr>
+          <w:lang w:val="pl-PL"/>
+        </w:rPr>
+        <w:t xml:space="preserve"> i </w:t>
+      </w:r>
+      <w:proofErr w:type="spellStart"/>
+      <w:r>
+        <w:rPr>
+          <w:lang w:val="pl-PL"/>
+        </w:rPr>
+        <w:t>pushnij</w:t>
+      </w:r>
+      <w:proofErr w:type="spellEnd"/>
+      <w:r>
+        <w:rPr>
+          <w:lang w:val="pl-PL"/>
+        </w:rPr>
+        <w:t xml:space="preserve"> </w:t>
       </w:r>
       <w:r>
         <w:rPr>
@@ -7751,7 +8807,47 @@
           <w:u w:val="single"/>
           <w:lang w:val="pl-PL"/>
         </w:rPr>
-        <w:t>UWAGA! Nie commitować binarek!!!</w:t>
+        <w:t xml:space="preserve">UWAGA! Nie </w:t>
+      </w:r>
+      <w:proofErr w:type="spellStart"/>
+      <w:r>
+        <w:rPr>
+          <w:b/>
+          <w:bCs/>
+          <w:u w:val="single"/>
+          <w:lang w:val="pl-PL"/>
+        </w:rPr>
+        <w:t>commitować</w:t>
+      </w:r>
+      <w:proofErr w:type="spellEnd"/>
+      <w:r>
+        <w:rPr>
+          <w:b/>
+          <w:bCs/>
+          <w:u w:val="single"/>
+          <w:lang w:val="pl-PL"/>
+        </w:rPr>
+        <w:t xml:space="preserve"> </w:t>
+      </w:r>
+      <w:proofErr w:type="spellStart"/>
+      <w:r>
+        <w:rPr>
+          <w:b/>
+          <w:bCs/>
+          <w:u w:val="single"/>
+          <w:lang w:val="pl-PL"/>
+        </w:rPr>
+        <w:t>binarek</w:t>
+      </w:r>
+      <w:proofErr w:type="spellEnd"/>
+      <w:r>
+        <w:rPr>
+          <w:b/>
+          <w:bCs/>
+          <w:u w:val="single"/>
+          <w:lang w:val="pl-PL"/>
+        </w:rPr>
+        <w:t>!!!</w:t>
       </w:r>
     </w:p>
     <w:p>
@@ -7806,7 +8902,7 @@
     </w:p>
     <w:p>
       <w:pPr>
-        <w:pStyle w:val="Nagwek1"/>
+        <w:pStyle w:val="Heading1"/>
         <w:rPr>
           <w:lang w:val="pl-PL"/>
         </w:rPr>
@@ -7824,7 +8920,15 @@
         <w:pStyle w:val="Zadanie"/>
       </w:pPr>
       <w:r>
-        <w:t>W kilku słowach/zdaniach napisz swoje przemyślenia odnośnie tego laboratorium. Nie używaj LLM</w:t>
+        <w:t xml:space="preserve">W kilku słowach/zdaniach napisz swoje przemyślenia </w:t>
+      </w:r>
+      <w:proofErr w:type="gramStart"/>
+      <w:r>
+        <w:t>odnośnie tego</w:t>
+      </w:r>
+      <w:proofErr w:type="gramEnd"/>
+      <w:r>
+        <w:t xml:space="preserve"> laboratorium. Nie używaj LLM</w:t>
       </w:r>
       <w:r>
         <w:t>.</w:t>
@@ -7876,9 +8980,9 @@
       </w:r>
     </w:p>
     <w:sectPr>
-      <w:headerReference w:type="default" r:id="rId24"/>
-      <w:footerReference w:type="default" r:id="rId25"/>
-      <w:footerReference w:type="first" r:id="rId26"/>
+      <w:headerReference w:type="default" r:id="rId27"/>
+      <w:footerReference w:type="default" r:id="rId28"/>
+      <w:footerReference w:type="first" r:id="rId29"/>
       <w:pgSz w:w="11906" w:h="16838"/>
       <w:pgMar w:top="720" w:right="720" w:bottom="720" w:left="720" w:header="708" w:footer="708" w:gutter="0"/>
       <w:cols w:space="708"/>
@@ -7890,7 +8994,7 @@
 </file>
 
 <file path=word/endnotes.xml><?xml version="1.0" encoding="utf-8"?>
-<w:endnotes xmlns:wpc="http://schemas.microsoft.com/office/word/2010/wordprocessingCanvas" xmlns:cx="http://schemas.microsoft.com/office/drawing/2014/chartex" xmlns:cx1="http://schemas.microsoft.com/office/drawing/2015/9/8/chartex" xmlns:cx2="http://schemas.microsoft.com/office/drawing/2015/10/21/chartex" xmlns:cx3="http://schemas.microsoft.com/office/drawing/2016/5/9/chartex" xmlns:cx4="http://schemas.microsoft.com/office/drawing/2016/5/10/chartex" xmlns:cx5="http://schemas.microsoft.com/office/drawing/2016/5/11/chartex" xmlns:cx6="http://schemas.microsoft.com/office/drawing/2016/5/12/chartex" xmlns:cx7="http://schemas.microsoft.com/office/drawing/2016/5/13/chartex" xmlns:cx8="http://schemas.microsoft.com/office/drawing/2016/5/14/chartex" xmlns:mc="http://schemas.openxmlformats.org/markup-compatibility/2006" xmlns:aink="http://schemas.microsoft.com/office/drawing/2016/ink" xmlns:am3d="http://schemas.microsoft.com/office/drawing/2017/model3d" xmlns:o="urn:schemas-microsoft-com:office:office" xmlns:oel="http://schemas.microsoft.com/office/2019/extlst" xmlns:r="http://schemas.openxmlformats.org/officeDocument/2006/relationships" xmlns:m="http://schemas.openxmlformats.org/officeDocument/2006/math" xmlns:v="urn:schemas-microsoft-com:vml" xmlns:wp14="http://schemas.microsoft.com/office/word/2010/wordprocessingDrawing" xmlns:wp="http://schemas.openxmlformats.org/drawingml/2006/wordprocessingDrawing" xmlns:w10="urn:schemas-microsoft-com:office:word" xmlns:w="http://schemas.openxmlformats.org/wordprocessingml/2006/main" xmlns:w14="http://schemas.microsoft.com/office/word/2010/wordml" xmlns:w15="http://schemas.microsoft.com/office/word/2012/wordml" xmlns:w16cex="http://schemas.microsoft.com/office/word/2018/wordml/cex" xmlns:w16cid="http://schemas.microsoft.com/office/word/2016/wordml/cid" xmlns:w16="http://schemas.microsoft.com/office/word/2018/wordml" xmlns:w16du="http://schemas.microsoft.com/office/word/2023/wordml/word16du" xmlns:w16sdtdh="http://schemas.microsoft.com/office/word/2020/wordml/sdtdatahash" xmlns:w16sdtfl="http://schemas.microsoft.com/office/word/2024/wordml/sdtformatlock" xmlns:w16se="http://schemas.microsoft.com/office/word/2015/wordml/symex" xmlns:wpg="http://schemas.microsoft.com/office/word/2010/wordprocessingGroup" xmlns:wpi="http://schemas.microsoft.com/office/word/2010/wordprocessingInk" xmlns:wne="http://schemas.microsoft.com/office/word/2006/wordml" xmlns:wps="http://schemas.microsoft.com/office/word/2010/wordprocessingShape" mc:Ignorable="w14 w15 w16se w16cid w16 w16cex w16sdtdh w16sdtfl w16du wp14">
+<w:endnotes xmlns:wpc="http://schemas.microsoft.com/office/word/2010/wordprocessingCanvas" xmlns:cx="http://schemas.microsoft.com/office/drawing/2014/chartex" xmlns:cx1="http://schemas.microsoft.com/office/drawing/2015/9/8/chartex" xmlns:cx2="http://schemas.microsoft.com/office/drawing/2015/10/21/chartex" xmlns:cx3="http://schemas.microsoft.com/office/drawing/2016/5/9/chartex" xmlns:cx4="http://schemas.microsoft.com/office/drawing/2016/5/10/chartex" xmlns:cx5="http://schemas.microsoft.com/office/drawing/2016/5/11/chartex" xmlns:cx6="http://schemas.microsoft.com/office/drawing/2016/5/12/chartex" xmlns:cx7="http://schemas.microsoft.com/office/drawing/2016/5/13/chartex" xmlns:cx8="http://schemas.microsoft.com/office/drawing/2016/5/14/chartex" xmlns:mc="http://schemas.openxmlformats.org/markup-compatibility/2006" xmlns:m="http://schemas.openxmlformats.org/officeDocument/2006/math" xmlns:aink="http://schemas.microsoft.com/office/drawing/2016/ink" xmlns:am3d="http://schemas.microsoft.com/office/drawing/2017/model3d" xmlns:oel="http://schemas.microsoft.com/office/2019/extlst" xmlns:r="http://schemas.openxmlformats.org/officeDocument/2006/relationships" xmlns:wp14="http://schemas.microsoft.com/office/word/2010/wordprocessingDrawing" xmlns:wp="http://schemas.openxmlformats.org/drawingml/2006/wordprocessingDrawing" xmlns:wpg="http://schemas.microsoft.com/office/word/2010/wordprocessingGroup" xmlns:wpi="http://schemas.microsoft.com/office/word/2010/wordprocessingInk" xmlns:wps="http://schemas.microsoft.com/office/word/2010/wordprocessingShape" xmlns:o="urn:schemas-microsoft-com:office:office" xmlns:v="urn:schemas-microsoft-com:vml" xmlns:w10="urn:schemas-microsoft-com:office:word" xmlns:w="http://schemas.openxmlformats.org/wordprocessingml/2006/main" xmlns:w14="http://schemas.microsoft.com/office/word/2010/wordml" xmlns:w15="http://schemas.microsoft.com/office/word/2012/wordml" xmlns:w16cex="http://schemas.microsoft.com/office/word/2018/wordml/cex" xmlns:w16cid="http://schemas.microsoft.com/office/word/2016/wordml/cid" xmlns:w16="http://schemas.microsoft.com/office/word/2018/wordml" xmlns:w16sdtdh="http://schemas.microsoft.com/office/word/2020/wordml/sdtdatahash" xmlns:w16sdtfl="http://schemas.microsoft.com/office/word/2024/wordml/sdtformatlock" xmlns:w16se="http://schemas.microsoft.com/office/word/2015/wordml/symex" xmlns:w16du="http://schemas.microsoft.com/office/word/2023/wordml/word16du" xmlns:wne="http://schemas.microsoft.com/office/word/2006/wordml" mc:Ignorable="w14 w15 w16se w16cid w16 w16cex w16sdtdh w16sdtfl w16du wp14">
   <w:endnote w:type="separator" w:id="-1">
     <w:p>
       <w:pPr>
@@ -7915,7 +9019,7 @@
 </file>
 
 <file path=word/footer1.xml><?xml version="1.0" encoding="utf-8"?>
-<w:ftr xmlns:wpc="http://schemas.microsoft.com/office/word/2010/wordprocessingCanvas" xmlns:cx="http://schemas.microsoft.com/office/drawing/2014/chartex" xmlns:cx1="http://schemas.microsoft.com/office/drawing/2015/9/8/chartex" xmlns:cx2="http://schemas.microsoft.com/office/drawing/2015/10/21/chartex" xmlns:cx3="http://schemas.microsoft.com/office/drawing/2016/5/9/chartex" xmlns:cx4="http://schemas.microsoft.com/office/drawing/2016/5/10/chartex" xmlns:cx5="http://schemas.microsoft.com/office/drawing/2016/5/11/chartex" xmlns:cx6="http://schemas.microsoft.com/office/drawing/2016/5/12/chartex" xmlns:cx7="http://schemas.microsoft.com/office/drawing/2016/5/13/chartex" xmlns:cx8="http://schemas.microsoft.com/office/drawing/2016/5/14/chartex" xmlns:mc="http://schemas.openxmlformats.org/markup-compatibility/2006" xmlns:aink="http://schemas.microsoft.com/office/drawing/2016/ink" xmlns:am3d="http://schemas.microsoft.com/office/drawing/2017/model3d" xmlns:o="urn:schemas-microsoft-com:office:office" xmlns:oel="http://schemas.microsoft.com/office/2019/extlst" xmlns:r="http://schemas.openxmlformats.org/officeDocument/2006/relationships" xmlns:m="http://schemas.openxmlformats.org/officeDocument/2006/math" xmlns:v="urn:schemas-microsoft-com:vml" xmlns:wp14="http://schemas.microsoft.com/office/word/2010/wordprocessingDrawing" xmlns:wp="http://schemas.openxmlformats.org/drawingml/2006/wordprocessingDrawing" xmlns:w10="urn:schemas-microsoft-com:office:word" xmlns:w="http://schemas.openxmlformats.org/wordprocessingml/2006/main" xmlns:w14="http://schemas.microsoft.com/office/word/2010/wordml" xmlns:w15="http://schemas.microsoft.com/office/word/2012/wordml" xmlns:w16cex="http://schemas.microsoft.com/office/word/2018/wordml/cex" xmlns:w16cid="http://schemas.microsoft.com/office/word/2016/wordml/cid" xmlns:w16="http://schemas.microsoft.com/office/word/2018/wordml" xmlns:w16du="http://schemas.microsoft.com/office/word/2023/wordml/word16du" xmlns:w16sdtdh="http://schemas.microsoft.com/office/word/2020/wordml/sdtdatahash" xmlns:w16sdtfl="http://schemas.microsoft.com/office/word/2024/wordml/sdtformatlock" xmlns:w16se="http://schemas.microsoft.com/office/word/2015/wordml/symex" xmlns:wpg="http://schemas.microsoft.com/office/word/2010/wordprocessingGroup" xmlns:wpi="http://schemas.microsoft.com/office/word/2010/wordprocessingInk" xmlns:wne="http://schemas.microsoft.com/office/word/2006/wordml" xmlns:wps="http://schemas.microsoft.com/office/word/2010/wordprocessingShape" mc:Ignorable="w14 w15 w16se w16cid w16 w16cex w16sdtdh w16sdtfl w16du wp14">
+<w:ftr xmlns:wpc="http://schemas.microsoft.com/office/word/2010/wordprocessingCanvas" xmlns:cx="http://schemas.microsoft.com/office/drawing/2014/chartex" xmlns:cx1="http://schemas.microsoft.com/office/drawing/2015/9/8/chartex" xmlns:cx2="http://schemas.microsoft.com/office/drawing/2015/10/21/chartex" xmlns:cx3="http://schemas.microsoft.com/office/drawing/2016/5/9/chartex" xmlns:cx4="http://schemas.microsoft.com/office/drawing/2016/5/10/chartex" xmlns:cx5="http://schemas.microsoft.com/office/drawing/2016/5/11/chartex" xmlns:cx6="http://schemas.microsoft.com/office/drawing/2016/5/12/chartex" xmlns:cx7="http://schemas.microsoft.com/office/drawing/2016/5/13/chartex" xmlns:cx8="http://schemas.microsoft.com/office/drawing/2016/5/14/chartex" xmlns:mc="http://schemas.openxmlformats.org/markup-compatibility/2006" xmlns:m="http://schemas.openxmlformats.org/officeDocument/2006/math" xmlns:aink="http://schemas.microsoft.com/office/drawing/2016/ink" xmlns:am3d="http://schemas.microsoft.com/office/drawing/2017/model3d" xmlns:oel="http://schemas.microsoft.com/office/2019/extlst" xmlns:r="http://schemas.openxmlformats.org/officeDocument/2006/relationships" xmlns:wp14="http://schemas.microsoft.com/office/word/2010/wordprocessingDrawing" xmlns:wp="http://schemas.openxmlformats.org/drawingml/2006/wordprocessingDrawing" xmlns:wpg="http://schemas.microsoft.com/office/word/2010/wordprocessingGroup" xmlns:wpi="http://schemas.microsoft.com/office/word/2010/wordprocessingInk" xmlns:wps="http://schemas.microsoft.com/office/word/2010/wordprocessingShape" xmlns:o="urn:schemas-microsoft-com:office:office" xmlns:v="urn:schemas-microsoft-com:vml" xmlns:w10="urn:schemas-microsoft-com:office:word" xmlns:w="http://schemas.openxmlformats.org/wordprocessingml/2006/main" xmlns:w14="http://schemas.microsoft.com/office/word/2010/wordml" xmlns:w15="http://schemas.microsoft.com/office/word/2012/wordml" xmlns:w16cex="http://schemas.microsoft.com/office/word/2018/wordml/cex" xmlns:w16cid="http://schemas.microsoft.com/office/word/2016/wordml/cid" xmlns:w16="http://schemas.microsoft.com/office/word/2018/wordml" xmlns:w16sdtdh="http://schemas.microsoft.com/office/word/2020/wordml/sdtdatahash" xmlns:w16sdtfl="http://schemas.microsoft.com/office/word/2024/wordml/sdtformatlock" xmlns:w16se="http://schemas.microsoft.com/office/word/2015/wordml/symex" xmlns:w16du="http://schemas.microsoft.com/office/word/2023/wordml/word16du" xmlns:wne="http://schemas.microsoft.com/office/word/2006/wordml" mc:Ignorable="w14 w15 w16se w16cid w16 w16cex w16sdtdh w16sdtfl w16du wp14">
   <w:sdt>
     <w:sdtPr>
       <w:id w:val="-1696377885"/>
@@ -7938,7 +9042,7 @@
         <w:sdtContent>
           <w:p>
             <w:pPr>
-              <w:pStyle w:val="Stopka"/>
+              <w:pStyle w:val="Footer"/>
               <w:jc w:val="right"/>
             </w:pPr>
             <w:r>
@@ -8044,14 +9148,14 @@
   </w:sdt>
   <w:p>
     <w:pPr>
-      <w:pStyle w:val="Stopka"/>
+      <w:pStyle w:val="Footer"/>
     </w:pPr>
   </w:p>
 </w:ftr>
 </file>
 
 <file path=word/footer2.xml><?xml version="1.0" encoding="utf-8"?>
-<w:ftr xmlns:wpc="http://schemas.microsoft.com/office/word/2010/wordprocessingCanvas" xmlns:cx="http://schemas.microsoft.com/office/drawing/2014/chartex" xmlns:cx1="http://schemas.microsoft.com/office/drawing/2015/9/8/chartex" xmlns:cx2="http://schemas.microsoft.com/office/drawing/2015/10/21/chartex" xmlns:cx3="http://schemas.microsoft.com/office/drawing/2016/5/9/chartex" xmlns:cx4="http://schemas.microsoft.com/office/drawing/2016/5/10/chartex" xmlns:cx5="http://schemas.microsoft.com/office/drawing/2016/5/11/chartex" xmlns:cx6="http://schemas.microsoft.com/office/drawing/2016/5/12/chartex" xmlns:cx7="http://schemas.microsoft.com/office/drawing/2016/5/13/chartex" xmlns:cx8="http://schemas.microsoft.com/office/drawing/2016/5/14/chartex" xmlns:mc="http://schemas.openxmlformats.org/markup-compatibility/2006" xmlns:aink="http://schemas.microsoft.com/office/drawing/2016/ink" xmlns:am3d="http://schemas.microsoft.com/office/drawing/2017/model3d" xmlns:o="urn:schemas-microsoft-com:office:office" xmlns:oel="http://schemas.microsoft.com/office/2019/extlst" xmlns:r="http://schemas.openxmlformats.org/officeDocument/2006/relationships" xmlns:m="http://schemas.openxmlformats.org/officeDocument/2006/math" xmlns:v="urn:schemas-microsoft-com:vml" xmlns:wp14="http://schemas.microsoft.com/office/word/2010/wordprocessingDrawing" xmlns:wp="http://schemas.openxmlformats.org/drawingml/2006/wordprocessingDrawing" xmlns:w10="urn:schemas-microsoft-com:office:word" xmlns:w="http://schemas.openxmlformats.org/wordprocessingml/2006/main" xmlns:w14="http://schemas.microsoft.com/office/word/2010/wordml" xmlns:w15="http://schemas.microsoft.com/office/word/2012/wordml" xmlns:w16cex="http://schemas.microsoft.com/office/word/2018/wordml/cex" xmlns:w16cid="http://schemas.microsoft.com/office/word/2016/wordml/cid" xmlns:w16="http://schemas.microsoft.com/office/word/2018/wordml" xmlns:w16du="http://schemas.microsoft.com/office/word/2023/wordml/word16du" xmlns:w16sdtdh="http://schemas.microsoft.com/office/word/2020/wordml/sdtdatahash" xmlns:w16sdtfl="http://schemas.microsoft.com/office/word/2024/wordml/sdtformatlock" xmlns:w16se="http://schemas.microsoft.com/office/word/2015/wordml/symex" xmlns:wpg="http://schemas.microsoft.com/office/word/2010/wordprocessingGroup" xmlns:wpi="http://schemas.microsoft.com/office/word/2010/wordprocessingInk" xmlns:wne="http://schemas.microsoft.com/office/word/2006/wordml" xmlns:wps="http://schemas.microsoft.com/office/word/2010/wordprocessingShape" mc:Ignorable="w14 w15 w16se w16cid w16 w16cex w16sdtdh w16sdtfl w16du wp14">
+<w:ftr xmlns:wpc="http://schemas.microsoft.com/office/word/2010/wordprocessingCanvas" xmlns:cx="http://schemas.microsoft.com/office/drawing/2014/chartex" xmlns:cx1="http://schemas.microsoft.com/office/drawing/2015/9/8/chartex" xmlns:cx2="http://schemas.microsoft.com/office/drawing/2015/10/21/chartex" xmlns:cx3="http://schemas.microsoft.com/office/drawing/2016/5/9/chartex" xmlns:cx4="http://schemas.microsoft.com/office/drawing/2016/5/10/chartex" xmlns:cx5="http://schemas.microsoft.com/office/drawing/2016/5/11/chartex" xmlns:cx6="http://schemas.microsoft.com/office/drawing/2016/5/12/chartex" xmlns:cx7="http://schemas.microsoft.com/office/drawing/2016/5/13/chartex" xmlns:cx8="http://schemas.microsoft.com/office/drawing/2016/5/14/chartex" xmlns:mc="http://schemas.openxmlformats.org/markup-compatibility/2006" xmlns:m="http://schemas.openxmlformats.org/officeDocument/2006/math" xmlns:aink="http://schemas.microsoft.com/office/drawing/2016/ink" xmlns:am3d="http://schemas.microsoft.com/office/drawing/2017/model3d" xmlns:oel="http://schemas.microsoft.com/office/2019/extlst" xmlns:r="http://schemas.openxmlformats.org/officeDocument/2006/relationships" xmlns:wp14="http://schemas.microsoft.com/office/word/2010/wordprocessingDrawing" xmlns:wp="http://schemas.openxmlformats.org/drawingml/2006/wordprocessingDrawing" xmlns:wpg="http://schemas.microsoft.com/office/word/2010/wordprocessingGroup" xmlns:wpi="http://schemas.microsoft.com/office/word/2010/wordprocessingInk" xmlns:wps="http://schemas.microsoft.com/office/word/2010/wordprocessingShape" xmlns:o="urn:schemas-microsoft-com:office:office" xmlns:v="urn:schemas-microsoft-com:vml" xmlns:w10="urn:schemas-microsoft-com:office:word" xmlns:w="http://schemas.openxmlformats.org/wordprocessingml/2006/main" xmlns:w14="http://schemas.microsoft.com/office/word/2010/wordml" xmlns:w15="http://schemas.microsoft.com/office/word/2012/wordml" xmlns:w16cex="http://schemas.microsoft.com/office/word/2018/wordml/cex" xmlns:w16cid="http://schemas.microsoft.com/office/word/2016/wordml/cid" xmlns:w16="http://schemas.microsoft.com/office/word/2018/wordml" xmlns:w16sdtdh="http://schemas.microsoft.com/office/word/2020/wordml/sdtdatahash" xmlns:w16sdtfl="http://schemas.microsoft.com/office/word/2024/wordml/sdtformatlock" xmlns:w16se="http://schemas.microsoft.com/office/word/2015/wordml/symex" xmlns:w16du="http://schemas.microsoft.com/office/word/2023/wordml/word16du" xmlns:wne="http://schemas.microsoft.com/office/word/2006/wordml" mc:Ignorable="w14 w15 w16se w16cid w16 w16cex w16sdtdh w16sdtfl w16du wp14">
   <w:sdt>
     <w:sdtPr>
       <w:id w:val="2127657894"/>
@@ -8064,7 +9168,7 @@
     <w:sdtContent>
       <w:p>
         <w:pPr>
-          <w:pStyle w:val="Stopka"/>
+          <w:pStyle w:val="Footer"/>
         </w:pPr>
         <w:r>
           <w:tab/>
@@ -8185,14 +9289,14 @@
   </w:sdt>
   <w:p>
     <w:pPr>
-      <w:pStyle w:val="Stopka"/>
+      <w:pStyle w:val="Footer"/>
     </w:pPr>
   </w:p>
 </w:ftr>
 </file>
 
 <file path=word/footnotes.xml><?xml version="1.0" encoding="utf-8"?>
-<w:footnotes xmlns:wpc="http://schemas.microsoft.com/office/word/2010/wordprocessingCanvas" xmlns:cx="http://schemas.microsoft.com/office/drawing/2014/chartex" xmlns:cx1="http://schemas.microsoft.com/office/drawing/2015/9/8/chartex" xmlns:cx2="http://schemas.microsoft.com/office/drawing/2015/10/21/chartex" xmlns:cx3="http://schemas.microsoft.com/office/drawing/2016/5/9/chartex" xmlns:cx4="http://schemas.microsoft.com/office/drawing/2016/5/10/chartex" xmlns:cx5="http://schemas.microsoft.com/office/drawing/2016/5/11/chartex" xmlns:cx6="http://schemas.microsoft.com/office/drawing/2016/5/12/chartex" xmlns:cx7="http://schemas.microsoft.com/office/drawing/2016/5/13/chartex" xmlns:cx8="http://schemas.microsoft.com/office/drawing/2016/5/14/chartex" xmlns:mc="http://schemas.openxmlformats.org/markup-compatibility/2006" xmlns:aink="http://schemas.microsoft.com/office/drawing/2016/ink" xmlns:am3d="http://schemas.microsoft.com/office/drawing/2017/model3d" xmlns:o="urn:schemas-microsoft-com:office:office" xmlns:oel="http://schemas.microsoft.com/office/2019/extlst" xmlns:r="http://schemas.openxmlformats.org/officeDocument/2006/relationships" xmlns:m="http://schemas.openxmlformats.org/officeDocument/2006/math" xmlns:v="urn:schemas-microsoft-com:vml" xmlns:wp14="http://schemas.microsoft.com/office/word/2010/wordprocessingDrawing" xmlns:wp="http://schemas.openxmlformats.org/drawingml/2006/wordprocessingDrawing" xmlns:w10="urn:schemas-microsoft-com:office:word" xmlns:w="http://schemas.openxmlformats.org/wordprocessingml/2006/main" xmlns:w14="http://schemas.microsoft.com/office/word/2010/wordml" xmlns:w15="http://schemas.microsoft.com/office/word/2012/wordml" xmlns:w16cex="http://schemas.microsoft.com/office/word/2018/wordml/cex" xmlns:w16cid="http://schemas.microsoft.com/office/word/2016/wordml/cid" xmlns:w16="http://schemas.microsoft.com/office/word/2018/wordml" xmlns:w16du="http://schemas.microsoft.com/office/word/2023/wordml/word16du" xmlns:w16sdtdh="http://schemas.microsoft.com/office/word/2020/wordml/sdtdatahash" xmlns:w16sdtfl="http://schemas.microsoft.com/office/word/2024/wordml/sdtformatlock" xmlns:w16se="http://schemas.microsoft.com/office/word/2015/wordml/symex" xmlns:wpg="http://schemas.microsoft.com/office/word/2010/wordprocessingGroup" xmlns:wpi="http://schemas.microsoft.com/office/word/2010/wordprocessingInk" xmlns:wne="http://schemas.microsoft.com/office/word/2006/wordml" xmlns:wps="http://schemas.microsoft.com/office/word/2010/wordprocessingShape" mc:Ignorable="w14 w15 w16se w16cid w16 w16cex w16sdtdh w16sdtfl w16du wp14">
+<w:footnotes xmlns:wpc="http://schemas.microsoft.com/office/word/2010/wordprocessingCanvas" xmlns:cx="http://schemas.microsoft.com/office/drawing/2014/chartex" xmlns:cx1="http://schemas.microsoft.com/office/drawing/2015/9/8/chartex" xmlns:cx2="http://schemas.microsoft.com/office/drawing/2015/10/21/chartex" xmlns:cx3="http://schemas.microsoft.com/office/drawing/2016/5/9/chartex" xmlns:cx4="http://schemas.microsoft.com/office/drawing/2016/5/10/chartex" xmlns:cx5="http://schemas.microsoft.com/office/drawing/2016/5/11/chartex" xmlns:cx6="http://schemas.microsoft.com/office/drawing/2016/5/12/chartex" xmlns:cx7="http://schemas.microsoft.com/office/drawing/2016/5/13/chartex" xmlns:cx8="http://schemas.microsoft.com/office/drawing/2016/5/14/chartex" xmlns:mc="http://schemas.openxmlformats.org/markup-compatibility/2006" xmlns:m="http://schemas.openxmlformats.org/officeDocument/2006/math" xmlns:aink="http://schemas.microsoft.com/office/drawing/2016/ink" xmlns:am3d="http://schemas.microsoft.com/office/drawing/2017/model3d" xmlns:oel="http://schemas.microsoft.com/office/2019/extlst" xmlns:r="http://schemas.openxmlformats.org/officeDocument/2006/relationships" xmlns:wp14="http://schemas.microsoft.com/office/word/2010/wordprocessingDrawing" xmlns:wp="http://schemas.openxmlformats.org/drawingml/2006/wordprocessingDrawing" xmlns:wpg="http://schemas.microsoft.com/office/word/2010/wordprocessingGroup" xmlns:wpi="http://schemas.microsoft.com/office/word/2010/wordprocessingInk" xmlns:wps="http://schemas.microsoft.com/office/word/2010/wordprocessingShape" xmlns:o="urn:schemas-microsoft-com:office:office" xmlns:v="urn:schemas-microsoft-com:vml" xmlns:w10="urn:schemas-microsoft-com:office:word" xmlns:w="http://schemas.openxmlformats.org/wordprocessingml/2006/main" xmlns:w14="http://schemas.microsoft.com/office/word/2010/wordml" xmlns:w15="http://schemas.microsoft.com/office/word/2012/wordml" xmlns:w16cex="http://schemas.microsoft.com/office/word/2018/wordml/cex" xmlns:w16cid="http://schemas.microsoft.com/office/word/2016/wordml/cid" xmlns:w16="http://schemas.microsoft.com/office/word/2018/wordml" xmlns:w16sdtdh="http://schemas.microsoft.com/office/word/2020/wordml/sdtdatahash" xmlns:w16sdtfl="http://schemas.microsoft.com/office/word/2024/wordml/sdtformatlock" xmlns:w16se="http://schemas.microsoft.com/office/word/2015/wordml/symex" xmlns:w16du="http://schemas.microsoft.com/office/word/2023/wordml/word16du" xmlns:wne="http://schemas.microsoft.com/office/word/2006/wordml" mc:Ignorable="w14 w15 w16se w16cid w16 w16cex w16sdtdh w16sdtfl w16du wp14">
   <w:footnote w:type="separator" w:id="-1">
     <w:p>
       <w:pPr>
@@ -8217,10 +9321,10 @@
 </file>
 
 <file path=word/header1.xml><?xml version="1.0" encoding="utf-8"?>
-<w:hdr xmlns:wpc="http://schemas.microsoft.com/office/word/2010/wordprocessingCanvas" xmlns:cx="http://schemas.microsoft.com/office/drawing/2014/chartex" xmlns:cx1="http://schemas.microsoft.com/office/drawing/2015/9/8/chartex" xmlns:cx2="http://schemas.microsoft.com/office/drawing/2015/10/21/chartex" xmlns:cx3="http://schemas.microsoft.com/office/drawing/2016/5/9/chartex" xmlns:cx4="http://schemas.microsoft.com/office/drawing/2016/5/10/chartex" xmlns:cx5="http://schemas.microsoft.com/office/drawing/2016/5/11/chartex" xmlns:cx6="http://schemas.microsoft.com/office/drawing/2016/5/12/chartex" xmlns:cx7="http://schemas.microsoft.com/office/drawing/2016/5/13/chartex" xmlns:cx8="http://schemas.microsoft.com/office/drawing/2016/5/14/chartex" xmlns:mc="http://schemas.openxmlformats.org/markup-compatibility/2006" xmlns:aink="http://schemas.microsoft.com/office/drawing/2016/ink" xmlns:am3d="http://schemas.microsoft.com/office/drawing/2017/model3d" xmlns:o="urn:schemas-microsoft-com:office:office" xmlns:oel="http://schemas.microsoft.com/office/2019/extlst" xmlns:r="http://schemas.openxmlformats.org/officeDocument/2006/relationships" xmlns:m="http://schemas.openxmlformats.org/officeDocument/2006/math" xmlns:v="urn:schemas-microsoft-com:vml" xmlns:wp14="http://schemas.microsoft.com/office/word/2010/wordprocessingDrawing" xmlns:wp="http://schemas.openxmlformats.org/drawingml/2006/wordprocessingDrawing" xmlns:w10="urn:schemas-microsoft-com:office:word" xmlns:w="http://schemas.openxmlformats.org/wordprocessingml/2006/main" xmlns:w14="http://schemas.microsoft.com/office/word/2010/wordml" xmlns:w15="http://schemas.microsoft.com/office/word/2012/wordml" xmlns:w16cex="http://schemas.microsoft.com/office/word/2018/wordml/cex" xmlns:w16cid="http://schemas.microsoft.com/office/word/2016/wordml/cid" xmlns:w16="http://schemas.microsoft.com/office/word/2018/wordml" xmlns:w16du="http://schemas.microsoft.com/office/word/2023/wordml/word16du" xmlns:w16sdtdh="http://schemas.microsoft.com/office/word/2020/wordml/sdtdatahash" xmlns:w16sdtfl="http://schemas.microsoft.com/office/word/2024/wordml/sdtformatlock" xmlns:w16se="http://schemas.microsoft.com/office/word/2015/wordml/symex" xmlns:wpg="http://schemas.microsoft.com/office/word/2010/wordprocessingGroup" xmlns:wpi="http://schemas.microsoft.com/office/word/2010/wordprocessingInk" xmlns:wne="http://schemas.microsoft.com/office/word/2006/wordml" xmlns:wps="http://schemas.microsoft.com/office/word/2010/wordprocessingShape" mc:Ignorable="w14 w15 w16se w16cid w16 w16cex w16sdtdh w16sdtfl w16du wp14">
+<w:hdr xmlns:wpc="http://schemas.microsoft.com/office/word/2010/wordprocessingCanvas" xmlns:cx="http://schemas.microsoft.com/office/drawing/2014/chartex" xmlns:cx1="http://schemas.microsoft.com/office/drawing/2015/9/8/chartex" xmlns:cx2="http://schemas.microsoft.com/office/drawing/2015/10/21/chartex" xmlns:cx3="http://schemas.microsoft.com/office/drawing/2016/5/9/chartex" xmlns:cx4="http://schemas.microsoft.com/office/drawing/2016/5/10/chartex" xmlns:cx5="http://schemas.microsoft.com/office/drawing/2016/5/11/chartex" xmlns:cx6="http://schemas.microsoft.com/office/drawing/2016/5/12/chartex" xmlns:cx7="http://schemas.microsoft.com/office/drawing/2016/5/13/chartex" xmlns:cx8="http://schemas.microsoft.com/office/drawing/2016/5/14/chartex" xmlns:mc="http://schemas.openxmlformats.org/markup-compatibility/2006" xmlns:m="http://schemas.openxmlformats.org/officeDocument/2006/math" xmlns:aink="http://schemas.microsoft.com/office/drawing/2016/ink" xmlns:am3d="http://schemas.microsoft.com/office/drawing/2017/model3d" xmlns:oel="http://schemas.microsoft.com/office/2019/extlst" xmlns:r="http://schemas.openxmlformats.org/officeDocument/2006/relationships" xmlns:wp14="http://schemas.microsoft.com/office/word/2010/wordprocessingDrawing" xmlns:wp="http://schemas.openxmlformats.org/drawingml/2006/wordprocessingDrawing" xmlns:wpg="http://schemas.microsoft.com/office/word/2010/wordprocessingGroup" xmlns:wpi="http://schemas.microsoft.com/office/word/2010/wordprocessingInk" xmlns:wps="http://schemas.microsoft.com/office/word/2010/wordprocessingShape" xmlns:o="urn:schemas-microsoft-com:office:office" xmlns:v="urn:schemas-microsoft-com:vml" xmlns:w10="urn:schemas-microsoft-com:office:word" xmlns:w="http://schemas.openxmlformats.org/wordprocessingml/2006/main" xmlns:w14="http://schemas.microsoft.com/office/word/2010/wordml" xmlns:w15="http://schemas.microsoft.com/office/word/2012/wordml" xmlns:w16cex="http://schemas.microsoft.com/office/word/2018/wordml/cex" xmlns:w16cid="http://schemas.microsoft.com/office/word/2016/wordml/cid" xmlns:w16="http://schemas.microsoft.com/office/word/2018/wordml" xmlns:w16sdtdh="http://schemas.microsoft.com/office/word/2020/wordml/sdtdatahash" xmlns:w16sdtfl="http://schemas.microsoft.com/office/word/2024/wordml/sdtformatlock" xmlns:w16se="http://schemas.microsoft.com/office/word/2015/wordml/symex" xmlns:w16du="http://schemas.microsoft.com/office/word/2023/wordml/word16du" xmlns:wne="http://schemas.microsoft.com/office/word/2006/wordml" mc:Ignorable="w14 w15 w16se w16cid w16 w16cex w16sdtdh w16sdtfl w16du wp14">
   <w:p>
     <w:pPr>
-      <w:pStyle w:val="Nagwek"/>
+      <w:pStyle w:val="Header"/>
       <w:rPr>
         <w:lang w:val="pl-PL"/>
       </w:rPr>
@@ -8292,52 +9396,10 @@
       <w:t xml:space="preserve"> </w:t>
     </w:r>
     <w:r>
-      <w:fldChar w:fldCharType="begin"/>
-    </w:r>
-    <w:r>
       <w:rPr>
         <w:lang w:val="pl-PL"/>
       </w:rPr>
-      <w:instrText xml:space="preserve"> DOCPROPERTY  Nazwisko  \* MERGEFORMAT </w:instrText>
-    </w:r>
-    <w:r>
-      <w:fldChar w:fldCharType="separate"/>
-    </w:r>
-    <w:r>
-      <w:rPr>
-        <w:lang w:val="pl-PL"/>
-      </w:rPr>
-      <w:t>Nazwisko</w:t>
-    </w:r>
-    <w:r>
-      <w:fldChar w:fldCharType="end"/>
-    </w:r>
-    <w:r>
-      <w:rPr>
-        <w:lang w:val="pl-PL"/>
-      </w:rPr>
-      <w:t xml:space="preserve"> </w:t>
-    </w:r>
-    <w:r>
-      <w:fldChar w:fldCharType="begin"/>
-    </w:r>
-    <w:r>
-      <w:rPr>
-        <w:lang w:val="pl-PL"/>
-      </w:rPr>
-      <w:instrText xml:space="preserve"> DOCPROPERTY  Imie  \* MERGEFORMAT </w:instrText>
-    </w:r>
-    <w:r>
-      <w:fldChar w:fldCharType="separate"/>
-    </w:r>
-    <w:r>
-      <w:rPr>
-        <w:lang w:val="pl-PL"/>
-      </w:rPr>
-      <w:t>Imię</w:t>
-    </w:r>
-    <w:r>
-      <w:fldChar w:fldCharType="end"/>
+      <w:t>Kucharczyk Wojciech</w:t>
     </w:r>
     <w:r>
       <w:rPr>
@@ -8386,7 +9448,7 @@
 </file>
 
 <file path=word/numbering.xml><?xml version="1.0" encoding="utf-8"?>
-<w:numbering xmlns:wpc="http://schemas.microsoft.com/office/word/2010/wordprocessingCanvas" xmlns:cx="http://schemas.microsoft.com/office/drawing/2014/chartex" xmlns:cx1="http://schemas.microsoft.com/office/drawing/2015/9/8/chartex" xmlns:cx2="http://schemas.microsoft.com/office/drawing/2015/10/21/chartex" xmlns:cx3="http://schemas.microsoft.com/office/drawing/2016/5/9/chartex" xmlns:cx4="http://schemas.microsoft.com/office/drawing/2016/5/10/chartex" xmlns:cx5="http://schemas.microsoft.com/office/drawing/2016/5/11/chartex" xmlns:cx6="http://schemas.microsoft.com/office/drawing/2016/5/12/chartex" xmlns:cx7="http://schemas.microsoft.com/office/drawing/2016/5/13/chartex" xmlns:cx8="http://schemas.microsoft.com/office/drawing/2016/5/14/chartex" xmlns:mc="http://schemas.openxmlformats.org/markup-compatibility/2006" xmlns:aink="http://schemas.microsoft.com/office/drawing/2016/ink" xmlns:am3d="http://schemas.microsoft.com/office/drawing/2017/model3d" xmlns:o="urn:schemas-microsoft-com:office:office" xmlns:oel="http://schemas.microsoft.com/office/2019/extlst" xmlns:r="http://schemas.openxmlformats.org/officeDocument/2006/relationships" xmlns:m="http://schemas.openxmlformats.org/officeDocument/2006/math" xmlns:v="urn:schemas-microsoft-com:vml" xmlns:wp14="http://schemas.microsoft.com/office/word/2010/wordprocessingDrawing" xmlns:wp="http://schemas.openxmlformats.org/drawingml/2006/wordprocessingDrawing" xmlns:w10="urn:schemas-microsoft-com:office:word" xmlns:w="http://schemas.openxmlformats.org/wordprocessingml/2006/main" xmlns:w14="http://schemas.microsoft.com/office/word/2010/wordml" xmlns:w15="http://schemas.microsoft.com/office/word/2012/wordml" xmlns:w16cex="http://schemas.microsoft.com/office/word/2018/wordml/cex" xmlns:w16cid="http://schemas.microsoft.com/office/word/2016/wordml/cid" xmlns:w16="http://schemas.microsoft.com/office/word/2018/wordml" xmlns:w16du="http://schemas.microsoft.com/office/word/2023/wordml/word16du" xmlns:w16sdtdh="http://schemas.microsoft.com/office/word/2020/wordml/sdtdatahash" xmlns:w16sdtfl="http://schemas.microsoft.com/office/word/2024/wordml/sdtformatlock" xmlns:w16se="http://schemas.microsoft.com/office/word/2015/wordml/symex" xmlns:wpg="http://schemas.microsoft.com/office/word/2010/wordprocessingGroup" xmlns:wpi="http://schemas.microsoft.com/office/word/2010/wordprocessingInk" xmlns:wne="http://schemas.microsoft.com/office/word/2006/wordml" xmlns:wps="http://schemas.microsoft.com/office/word/2010/wordprocessingShape" mc:Ignorable="w14 w15 w16se w16cid w16 w16cex w16sdtdh w16sdtfl w16du wp14">
+<w:numbering xmlns:wpc="http://schemas.microsoft.com/office/word/2010/wordprocessingCanvas" xmlns:cx="http://schemas.microsoft.com/office/drawing/2014/chartex" xmlns:cx1="http://schemas.microsoft.com/office/drawing/2015/9/8/chartex" xmlns:cx2="http://schemas.microsoft.com/office/drawing/2015/10/21/chartex" xmlns:cx3="http://schemas.microsoft.com/office/drawing/2016/5/9/chartex" xmlns:cx4="http://schemas.microsoft.com/office/drawing/2016/5/10/chartex" xmlns:cx5="http://schemas.microsoft.com/office/drawing/2016/5/11/chartex" xmlns:cx6="http://schemas.microsoft.com/office/drawing/2016/5/12/chartex" xmlns:cx7="http://schemas.microsoft.com/office/drawing/2016/5/13/chartex" xmlns:cx8="http://schemas.microsoft.com/office/drawing/2016/5/14/chartex" xmlns:mc="http://schemas.openxmlformats.org/markup-compatibility/2006" xmlns:m="http://schemas.openxmlformats.org/officeDocument/2006/math" xmlns:aink="http://schemas.microsoft.com/office/drawing/2016/ink" xmlns:am3d="http://schemas.microsoft.com/office/drawing/2017/model3d" xmlns:oel="http://schemas.microsoft.com/office/2019/extlst" xmlns:r="http://schemas.openxmlformats.org/officeDocument/2006/relationships" xmlns:wp14="http://schemas.microsoft.com/office/word/2010/wordprocessingDrawing" xmlns:wp="http://schemas.openxmlformats.org/drawingml/2006/wordprocessingDrawing" xmlns:wpg="http://schemas.microsoft.com/office/word/2010/wordprocessingGroup" xmlns:wpi="http://schemas.microsoft.com/office/word/2010/wordprocessingInk" xmlns:wps="http://schemas.microsoft.com/office/word/2010/wordprocessingShape" xmlns:o="urn:schemas-microsoft-com:office:office" xmlns:v="urn:schemas-microsoft-com:vml" xmlns:w10="urn:schemas-microsoft-com:office:word" xmlns:w="http://schemas.openxmlformats.org/wordprocessingml/2006/main" xmlns:w14="http://schemas.microsoft.com/office/word/2010/wordml" xmlns:w15="http://schemas.microsoft.com/office/word/2012/wordml" xmlns:w16cex="http://schemas.microsoft.com/office/word/2018/wordml/cex" xmlns:w16cid="http://schemas.microsoft.com/office/word/2016/wordml/cid" xmlns:w16="http://schemas.microsoft.com/office/word/2018/wordml" xmlns:w16sdtdh="http://schemas.microsoft.com/office/word/2020/wordml/sdtdatahash" xmlns:w16sdtfl="http://schemas.microsoft.com/office/word/2024/wordml/sdtformatlock" xmlns:w16se="http://schemas.microsoft.com/office/word/2015/wordml/symex" xmlns:w16du="http://schemas.microsoft.com/office/word/2023/wordml/word16du" xmlns:wne="http://schemas.microsoft.com/office/word/2006/wordml" mc:Ignorable="w14 w15 w16se w16cid w16 w16cex w16sdtdh w16sdtfl w16du wp14">
   <w:abstractNum w:abstractNumId="0" w15:restartNumberingAfterBreak="0">
     <w:nsid w:val="0A9A6285"/>
     <w:multiLevelType w:val="hybridMultilevel"/>
@@ -10362,7 +11424,7 @@
 </file>
 
 <file path=word/styles.xml><?xml version="1.0" encoding="utf-8"?>
-<w:styles xmlns:mc="http://schemas.openxmlformats.org/markup-compatibility/2006" xmlns:r="http://schemas.openxmlformats.org/officeDocument/2006/relationships" xmlns:w="http://schemas.openxmlformats.org/wordprocessingml/2006/main" xmlns:w14="http://schemas.microsoft.com/office/word/2010/wordml" xmlns:w15="http://schemas.microsoft.com/office/word/2012/wordml" xmlns:w16cex="http://schemas.microsoft.com/office/word/2018/wordml/cex" xmlns:w16cid="http://schemas.microsoft.com/office/word/2016/wordml/cid" xmlns:w16="http://schemas.microsoft.com/office/word/2018/wordml" xmlns:w16du="http://schemas.microsoft.com/office/word/2023/wordml/word16du" xmlns:w16sdtdh="http://schemas.microsoft.com/office/word/2020/wordml/sdtdatahash" xmlns:w16sdtfl="http://schemas.microsoft.com/office/word/2024/wordml/sdtformatlock" xmlns:w16se="http://schemas.microsoft.com/office/word/2015/wordml/symex" mc:Ignorable="w14 w15 w16se w16cid w16 w16cex w16sdtdh w16sdtfl w16du">
+<w:styles xmlns:mc="http://schemas.openxmlformats.org/markup-compatibility/2006" xmlns:r="http://schemas.openxmlformats.org/officeDocument/2006/relationships" xmlns:w="http://schemas.openxmlformats.org/wordprocessingml/2006/main" xmlns:w14="http://schemas.microsoft.com/office/word/2010/wordml" xmlns:w15="http://schemas.microsoft.com/office/word/2012/wordml" xmlns:w16cex="http://schemas.microsoft.com/office/word/2018/wordml/cex" xmlns:w16cid="http://schemas.microsoft.com/office/word/2016/wordml/cid" xmlns:w16="http://schemas.microsoft.com/office/word/2018/wordml" xmlns:w16sdtdh="http://schemas.microsoft.com/office/word/2020/wordml/sdtdatahash" xmlns:w16sdtfl="http://schemas.microsoft.com/office/word/2024/wordml/sdtformatlock" xmlns:w16se="http://schemas.microsoft.com/office/word/2015/wordml/symex" xmlns:w16du="http://schemas.microsoft.com/office/word/2023/wordml/word16du" mc:Ignorable="w14 w15 w16se w16cid w16 w16cex w16sdtdh w16sdtfl w16du">
   <w:docDefaults>
     <w:rPrDefault>
       <w:rPr>
@@ -10758,16 +11820,16 @@
     <w:lsdException w:name="Unresolved Mention" w:semiHidden="1" w:unhideWhenUsed="1"/>
     <w:lsdException w:name="Smart Link" w:semiHidden="1" w:unhideWhenUsed="1"/>
   </w:latentStyles>
-  <w:style w:type="paragraph" w:default="1" w:styleId="Normalny">
+  <w:style w:type="paragraph" w:default="1" w:styleId="Normal">
     <w:name w:val="Normal"/>
     <w:qFormat/>
     <w:rsid w:val="00D5576B"/>
   </w:style>
-  <w:style w:type="paragraph" w:styleId="Nagwek1">
+  <w:style w:type="paragraph" w:styleId="Heading1">
     <w:name w:val="heading 1"/>
-    <w:basedOn w:val="Normalny"/>
-    <w:next w:val="Normalny"/>
-    <w:link w:val="Nagwek1Znak"/>
+    <w:basedOn w:val="Normal"/>
+    <w:next w:val="Normal"/>
+    <w:link w:val="Heading1Char"/>
     <w:uiPriority w:val="9"/>
     <w:qFormat/>
     <w:rsid w:val="003B2421"/>
@@ -10785,13 +11847,13 @@
       <w:szCs w:val="32"/>
     </w:rPr>
   </w:style>
-  <w:style w:type="character" w:default="1" w:styleId="Domylnaczcionkaakapitu">
+  <w:style w:type="character" w:default="1" w:styleId="DefaultParagraphFont">
     <w:name w:val="Default Paragraph Font"/>
     <w:uiPriority w:val="1"/>
     <w:semiHidden/>
     <w:unhideWhenUsed/>
   </w:style>
-  <w:style w:type="table" w:default="1" w:styleId="Standardowy">
+  <w:style w:type="table" w:default="1" w:styleId="TableNormal">
     <w:name w:val="Normal Table"/>
     <w:uiPriority w:val="99"/>
     <w:semiHidden/>
@@ -10806,15 +11868,15 @@
       </w:tblCellMar>
     </w:tblPr>
   </w:style>
-  <w:style w:type="numbering" w:default="1" w:styleId="Bezlisty">
+  <w:style w:type="numbering" w:default="1" w:styleId="NoList">
     <w:name w:val="No List"/>
     <w:uiPriority w:val="99"/>
     <w:semiHidden/>
     <w:unhideWhenUsed/>
   </w:style>
-  <w:style w:type="table" w:styleId="Tabela-Siatka">
+  <w:style w:type="table" w:styleId="TableGrid">
     <w:name w:val="Table Grid"/>
-    <w:basedOn w:val="Standardowy"/>
+    <w:basedOn w:val="TableNormal"/>
     <w:uiPriority w:val="39"/>
     <w:rsid w:val="0026064A"/>
     <w:pPr>
@@ -10831,10 +11893,10 @@
       </w:tblBorders>
     </w:tblPr>
   </w:style>
-  <w:style w:type="paragraph" w:styleId="Nagwek">
+  <w:style w:type="paragraph" w:styleId="Header">
     <w:name w:val="header"/>
-    <w:basedOn w:val="Normalny"/>
-    <w:link w:val="NagwekZnak"/>
+    <w:basedOn w:val="Normal"/>
+    <w:link w:val="HeaderChar"/>
     <w:uiPriority w:val="99"/>
     <w:unhideWhenUsed/>
     <w:rsid w:val="00CA53ED"/>
@@ -10846,17 +11908,17 @@
       <w:spacing w:after="0" w:line="240" w:lineRule="auto"/>
     </w:pPr>
   </w:style>
-  <w:style w:type="character" w:customStyle="1" w:styleId="NagwekZnak">
-    <w:name w:val="Nagłówek Znak"/>
-    <w:basedOn w:val="Domylnaczcionkaakapitu"/>
-    <w:link w:val="Nagwek"/>
+  <w:style w:type="character" w:customStyle="1" w:styleId="HeaderChar">
+    <w:name w:val="Header Char"/>
+    <w:basedOn w:val="DefaultParagraphFont"/>
+    <w:link w:val="Header"/>
     <w:uiPriority w:val="99"/>
     <w:rsid w:val="00CA53ED"/>
   </w:style>
-  <w:style w:type="paragraph" w:styleId="Stopka">
+  <w:style w:type="paragraph" w:styleId="Footer">
     <w:name w:val="footer"/>
-    <w:basedOn w:val="Normalny"/>
-    <w:link w:val="StopkaZnak"/>
+    <w:basedOn w:val="Normal"/>
+    <w:link w:val="FooterChar"/>
     <w:uiPriority w:val="99"/>
     <w:unhideWhenUsed/>
     <w:rsid w:val="00CA53ED"/>
@@ -10868,17 +11930,17 @@
       <w:spacing w:after="0" w:line="240" w:lineRule="auto"/>
     </w:pPr>
   </w:style>
-  <w:style w:type="character" w:customStyle="1" w:styleId="StopkaZnak">
-    <w:name w:val="Stopka Znak"/>
-    <w:basedOn w:val="Domylnaczcionkaakapitu"/>
-    <w:link w:val="Stopka"/>
+  <w:style w:type="character" w:customStyle="1" w:styleId="FooterChar">
+    <w:name w:val="Footer Char"/>
+    <w:basedOn w:val="DefaultParagraphFont"/>
+    <w:link w:val="Footer"/>
     <w:uiPriority w:val="99"/>
     <w:rsid w:val="00CA53ED"/>
   </w:style>
-  <w:style w:type="character" w:customStyle="1" w:styleId="Nagwek1Znak">
-    <w:name w:val="Nagłówek 1 Znak"/>
-    <w:basedOn w:val="Domylnaczcionkaakapitu"/>
-    <w:link w:val="Nagwek1"/>
+  <w:style w:type="character" w:customStyle="1" w:styleId="Heading1Char">
+    <w:name w:val="Heading 1 Char"/>
+    <w:basedOn w:val="DefaultParagraphFont"/>
+    <w:link w:val="Heading1"/>
     <w:uiPriority w:val="9"/>
     <w:rsid w:val="003B2421"/>
     <w:rPr>
@@ -10889,10 +11951,10 @@
       <w:szCs w:val="32"/>
     </w:rPr>
   </w:style>
-  <w:style w:type="paragraph" w:styleId="Spistreci1">
+  <w:style w:type="paragraph" w:styleId="TOC1">
     <w:name w:val="toc 1"/>
-    <w:basedOn w:val="Normalny"/>
-    <w:next w:val="Normalny"/>
+    <w:basedOn w:val="Normal"/>
+    <w:next w:val="Normal"/>
     <w:autoRedefine/>
     <w:uiPriority w:val="39"/>
     <w:unhideWhenUsed/>
@@ -10901,9 +11963,9 @@
       <w:spacing w:after="100"/>
     </w:pPr>
   </w:style>
-  <w:style w:type="character" w:styleId="Hipercze">
+  <w:style w:type="character" w:styleId="Hyperlink">
     <w:name w:val="Hyperlink"/>
-    <w:basedOn w:val="Domylnaczcionkaakapitu"/>
+    <w:basedOn w:val="DefaultParagraphFont"/>
     <w:uiPriority w:val="99"/>
     <w:unhideWhenUsed/>
     <w:rsid w:val="0082436E"/>
@@ -10912,11 +11974,11 @@
       <w:u w:val="single"/>
     </w:rPr>
   </w:style>
-  <w:style w:type="paragraph" w:styleId="Tytu">
+  <w:style w:type="paragraph" w:styleId="Title">
     <w:name w:val="Title"/>
-    <w:basedOn w:val="Normalny"/>
-    <w:next w:val="Normalny"/>
-    <w:link w:val="TytuZnak"/>
+    <w:basedOn w:val="Normal"/>
+    <w:next w:val="Normal"/>
+    <w:link w:val="TitleChar"/>
     <w:uiPriority w:val="10"/>
     <w:qFormat/>
     <w:rsid w:val="003B2421"/>
@@ -10939,10 +12001,10 @@
       <w:szCs w:val="56"/>
     </w:rPr>
   </w:style>
-  <w:style w:type="character" w:customStyle="1" w:styleId="TytuZnak">
-    <w:name w:val="Tytuł Znak"/>
-    <w:basedOn w:val="Domylnaczcionkaakapitu"/>
-    <w:link w:val="Tytu"/>
+  <w:style w:type="character" w:customStyle="1" w:styleId="TitleChar">
+    <w:name w:val="Title Char"/>
+    <w:basedOn w:val="DefaultParagraphFont"/>
+    <w:link w:val="Title"/>
     <w:uiPriority w:val="10"/>
     <w:rsid w:val="003B2421"/>
     <w:rPr>
@@ -10955,9 +12017,9 @@
       <w:szCs w:val="56"/>
     </w:rPr>
   </w:style>
-  <w:style w:type="paragraph" w:styleId="Akapitzlist">
+  <w:style w:type="paragraph" w:styleId="ListParagraph">
     <w:name w:val="List Paragraph"/>
-    <w:basedOn w:val="Normalny"/>
+    <w:basedOn w:val="Normal"/>
     <w:uiPriority w:val="34"/>
     <w:qFormat/>
     <w:rsid w:val="00ED2828"/>
@@ -10966,9 +12028,9 @@
       <w:contextualSpacing/>
     </w:pPr>
   </w:style>
-  <w:style w:type="character" w:styleId="Nierozpoznanawzmianka">
+  <w:style w:type="character" w:styleId="UnresolvedMention">
     <w:name w:val="Unresolved Mention"/>
-    <w:basedOn w:val="Domylnaczcionkaakapitu"/>
+    <w:basedOn w:val="DefaultParagraphFont"/>
     <w:uiPriority w:val="99"/>
     <w:semiHidden/>
     <w:unhideWhenUsed/>
@@ -10978,9 +12040,9 @@
       <w:shd w:val="clear" w:color="auto" w:fill="E1DFDD"/>
     </w:rPr>
   </w:style>
-  <w:style w:type="character" w:styleId="UyteHipercze">
+  <w:style w:type="character" w:styleId="FollowedHyperlink">
     <w:name w:val="FollowedHyperlink"/>
-    <w:basedOn w:val="Domylnaczcionkaakapitu"/>
+    <w:basedOn w:val="DefaultParagraphFont"/>
     <w:uiPriority w:val="99"/>
     <w:semiHidden/>
     <w:unhideWhenUsed/>
@@ -10992,7 +12054,7 @@
   </w:style>
   <w:style w:type="character" w:customStyle="1" w:styleId="inline-code">
     <w:name w:val="inline-code"/>
-    <w:basedOn w:val="Domylnaczcionkaakapitu"/>
+    <w:basedOn w:val="DefaultParagraphFont"/>
     <w:uiPriority w:val="1"/>
     <w:qFormat/>
     <w:rsid w:val="004D5644"/>
@@ -11005,8 +12067,8 @@
   </w:style>
   <w:style w:type="paragraph" w:customStyle="1" w:styleId="block-code">
     <w:name w:val="block-code"/>
-    <w:basedOn w:val="Normalny"/>
-    <w:next w:val="Normalny"/>
+    <w:basedOn w:val="Normal"/>
+    <w:next w:val="Normal"/>
     <w:qFormat/>
     <w:rsid w:val="00AE43CD"/>
     <w:pPr>
@@ -11027,7 +12089,7 @@
   </w:style>
   <w:style w:type="paragraph" w:customStyle="1" w:styleId="Zadanie">
     <w:name w:val="Zadanie"/>
-    <w:basedOn w:val="Normalny"/>
+    <w:basedOn w:val="Normal"/>
     <w:qFormat/>
     <w:rsid w:val="00A65DF8"/>
     <w:pPr>
@@ -11045,8 +12107,8 @@
   </w:style>
   <w:style w:type="paragraph" w:customStyle="1" w:styleId="PunktyTabela">
     <w:name w:val="PunktyTabela"/>
-    <w:basedOn w:val="Normalny"/>
-    <w:next w:val="Normalny"/>
+    <w:basedOn w:val="Normal"/>
+    <w:next w:val="Normal"/>
     <w:qFormat/>
     <w:rsid w:val="00A65DF8"/>
     <w:pPr>
@@ -11368,10 +12430,6 @@
 </file>
 
 <file path=customXml/item1.xml><?xml version="1.0" encoding="utf-8"?>
-<b:Sources xmlns:b="http://schemas.openxmlformats.org/officeDocument/2006/bibliography" xmlns="http://schemas.openxmlformats.org/officeDocument/2006/bibliography" SelectedStyle="\APASixthEditionOfficeOnline.xsl" StyleName="APA" Version="6"/>
-</file>
-
-<file path=customXml/item2.xml><?xml version="1.0" encoding="utf-8"?>
 <ct:contentTypeSchema xmlns:ct="http://schemas.microsoft.com/office/2006/metadata/contentType" xmlns:ma="http://schemas.microsoft.com/office/2006/metadata/properties/metaAttributes" ct:_="" ma:_="" ma:contentTypeName="Dokument" ma:contentTypeID="0x010100E753AF84DA5BA640B536122AE8C012B2" ma:contentTypeVersion="4" ma:contentTypeDescription="Utwórz nowy dokument." ma:contentTypeScope="" ma:versionID="314f28492bc0c0241229225c9a4755a4">
   <xsd:schema xmlns:xsd="http://www.w3.org/2001/XMLSchema" xmlns:xs="http://www.w3.org/2001/XMLSchema" xmlns:p="http://schemas.microsoft.com/office/2006/metadata/properties" xmlns:ns2="d273110a-81db-443e-af4c-1cd78072fe43" targetNamespace="http://schemas.microsoft.com/office/2006/metadata/properties" ma:root="true" ma:fieldsID="b4efe9c88938492fee62ad8cfc71e840" ns2:_="">
     <xsd:import namespace="d273110a-81db-443e-af4c-1cd78072fe43"/>
@@ -11515,7 +12573,19 @@
 </ct:contentTypeSchema>
 </file>
 
+<file path=customXml/item2.xml><?xml version="1.0" encoding="utf-8"?>
+<b:Sources xmlns:b="http://schemas.openxmlformats.org/officeDocument/2006/bibliography" xmlns="http://schemas.openxmlformats.org/officeDocument/2006/bibliography" SelectedStyle="\APASixthEditionOfficeOnline.xsl" StyleName="APA" Version="6"/>
+</file>
+
 <file path=customXml/item3.xml><?xml version="1.0" encoding="utf-8"?>
+<p:properties xmlns:p="http://schemas.microsoft.com/office/2006/metadata/properties" xmlns:xsi="http://www.w3.org/2001/XMLSchema-instance" xmlns:pc="http://schemas.microsoft.com/office/infopath/2007/PartnerControls">
+  <documentManagement>
+    <ReferenceId xmlns="d273110a-81db-443e-af4c-1cd78072fe43" xsi:nil="true"/>
+  </documentManagement>
+</p:properties>
+</file>
+
+<file path=customXml/item4.xml><?xml version="1.0" encoding="utf-8"?>
 <?mso-contentType ?>
 <FormTemplates xmlns="http://schemas.microsoft.com/sharepoint/v3/contenttype/forms">
   <Display>DocumentLibraryForm</Display>
@@ -11524,15 +12594,25 @@
 </FormTemplates>
 </file>
 
-<file path=customXml/item4.xml><?xml version="1.0" encoding="utf-8"?>
-<p:properties xmlns:p="http://schemas.microsoft.com/office/2006/metadata/properties" xmlns:xsi="http://www.w3.org/2001/XMLSchema-instance" xmlns:pc="http://schemas.microsoft.com/office/infopath/2007/PartnerControls">
-  <documentManagement>
-    <ReferenceId xmlns="d273110a-81db-443e-af4c-1cd78072fe43" xsi:nil="true"/>
-  </documentManagement>
-</p:properties>
+<file path=customXml/itemProps1.xml><?xml version="1.0" encoding="utf-8"?>
+<ds:datastoreItem xmlns:ds="http://schemas.openxmlformats.org/officeDocument/2006/customXml" ds:itemID="{53ADC0B4-E463-4E37-B691-5051320128FF}">
+  <ds:schemaRefs>
+    <ds:schemaRef ds:uri="http://schemas.microsoft.com/office/2006/metadata/contentType"/>
+    <ds:schemaRef ds:uri="http://schemas.microsoft.com/office/2006/metadata/properties/metaAttributes"/>
+    <ds:schemaRef ds:uri="http://www.w3.org/2001/XMLSchema"/>
+    <ds:schemaRef ds:uri="http://schemas.microsoft.com/office/2006/metadata/properties"/>
+    <ds:schemaRef ds:uri="d273110a-81db-443e-af4c-1cd78072fe43"/>
+    <ds:schemaRef ds:uri="http://schemas.microsoft.com/office/2006/documentManagement/types"/>
+    <ds:schemaRef ds:uri="http://schemas.microsoft.com/office/infopath/2007/PartnerControls"/>
+    <ds:schemaRef ds:uri="http://schemas.openxmlformats.org/package/2006/metadata/core-properties"/>
+    <ds:schemaRef ds:uri="http://purl.org/dc/elements/1.1/"/>
+    <ds:schemaRef ds:uri="http://purl.org/dc/terms/"/>
+    <ds:schemaRef ds:uri="http://schemas.microsoft.com/internal/obd"/>
+  </ds:schemaRefs>
+</ds:datastoreItem>
 </file>
 
-<file path=customXml/itemProps1.xml><?xml version="1.0" encoding="utf-8"?>
+<file path=customXml/itemProps2.xml><?xml version="1.0" encoding="utf-8"?>
 <ds:datastoreItem xmlns:ds="http://schemas.openxmlformats.org/officeDocument/2006/customXml" ds:itemID="{7D0AD95B-5C2D-47ED-95C0-987634CE19FD}">
   <ds:schemaRefs>
     <ds:schemaRef ds:uri="http://schemas.openxmlformats.org/officeDocument/2006/bibliography"/>
@@ -11540,14 +12620,20 @@
 </ds:datastoreItem>
 </file>
 
-<file path=customXml/itemProps2.xml><?xml version="1.0" encoding="utf-8"?>
-<ds:datastoreItem xmlns:ds="http://schemas.openxmlformats.org/officeDocument/2006/customXml" ds:itemID="{53ADC0B4-E463-4E37-B691-5051320128FF}"/>
-</file>
-
 <file path=customXml/itemProps3.xml><?xml version="1.0" encoding="utf-8"?>
-<ds:datastoreItem xmlns:ds="http://schemas.openxmlformats.org/officeDocument/2006/customXml" ds:itemID="{1A4C139C-021B-4162-9C96-709C9A9CEB67}"/>
+<ds:datastoreItem xmlns:ds="http://schemas.openxmlformats.org/officeDocument/2006/customXml" ds:itemID="{93156C5C-662D-47A0-94E7-01243A799E1A}">
+  <ds:schemaRefs>
+    <ds:schemaRef ds:uri="http://schemas.microsoft.com/office/2006/metadata/properties"/>
+    <ds:schemaRef ds:uri="http://schemas.microsoft.com/office/infopath/2007/PartnerControls"/>
+    <ds:schemaRef ds:uri="d273110a-81db-443e-af4c-1cd78072fe43"/>
+  </ds:schemaRefs>
+</ds:datastoreItem>
 </file>
 
 <file path=customXml/itemProps4.xml><?xml version="1.0" encoding="utf-8"?>
-<ds:datastoreItem xmlns:ds="http://schemas.openxmlformats.org/officeDocument/2006/customXml" ds:itemID="{93156C5C-662D-47A0-94E7-01243A799E1A}"/>
+<ds:datastoreItem xmlns:ds="http://schemas.openxmlformats.org/officeDocument/2006/customXml" ds:itemID="{1A4C139C-021B-4162-9C96-709C9A9CEB67}">
+  <ds:schemaRefs>
+    <ds:schemaRef ds:uri="http://schemas.microsoft.com/sharepoint/v3/contenttype/forms"/>
+  </ds:schemaRefs>
+</ds:datastoreItem>
 </file>